--- a/Travel English - Ko Yoonsun/06_Sightseeing_and_Activities_강사용.docx
+++ b/Travel English - Ko Yoonsun/06_Sightseeing_and_Activities_강사용.docx
@@ -46,7 +46,7 @@
           <w:color w:val="000000"/>
           <w:sz w:val="20"/>
         </w:rPr>
-        <w:t>50-minute teacher guide based on the student handout.</w:t>
+        <w:t>60-minute teacher guide based on the student handout.</w:t>
       </w:r>
     </w:p>
     <w:p>
@@ -64,7 +64,7 @@
           <w:color w:val="F79646"/>
           <w:sz w:val="32"/>
         </w:rPr>
-        <w:t>Class Flow — 50 Minutes</w:t>
+        <w:t>Class Flow — 60 Minutes</w:t>
       </w:r>
     </w:p>
     <w:tbl>
@@ -290,7 +290,7 @@
                 <w:color w:val="000000"/>
                 <w:sz w:val="18"/>
               </w:rPr>
-              <w:t>5</w:t>
+              <w:t>6</w:t>
             </w:r>
           </w:p>
         </w:tc>
@@ -362,7 +362,7 @@
                 <w:color w:val="000000"/>
                 <w:sz w:val="18"/>
               </w:rPr>
-              <w:t>24</w:t>
+              <w:t>36</w:t>
             </w:r>
           </w:p>
         </w:tc>
@@ -434,7 +434,7 @@
                 <w:color w:val="000000"/>
                 <w:sz w:val="18"/>
               </w:rPr>
-              <w:t>9</w:t>
+              <w:t>7</w:t>
             </w:r>
           </w:p>
         </w:tc>
@@ -506,7 +506,7 @@
                 <w:color w:val="000000"/>
                 <w:sz w:val="18"/>
               </w:rPr>
-              <w:t>4</w:t>
+              <w:t>3</w:t>
             </w:r>
           </w:p>
         </w:tc>
@@ -529,7 +529,7 @@
           <w:color w:val="000000"/>
           <w:sz w:val="20"/>
         </w:rPr>
-        <w:t>Total: 50 minutes</w:t>
+        <w:t>Total: 60 minutes</w:t>
       </w:r>
     </w:p>
     <w:p>
@@ -563,7 +563,7 @@
           <w:color w:val="000000"/>
           <w:sz w:val="20"/>
         </w:rPr>
-        <w:t>◆  Where can I find ...? / Is this suitable for vegetarians? / Can I return this?</w:t>
+        <w:t>◆  Where can I find ...? / Is this suitable for children? / Can I return this?</w:t>
       </w:r>
     </w:p>
     <w:p>
@@ -612,7 +612,7 @@
           <w:color w:val="000000"/>
           <w:sz w:val="20"/>
         </w:rPr>
-        <w:t>◆  What kind of places do you like to visit when you travel? (museums, parks, and so on)</w:t>
+        <w:t>◆  What places would you like to visit in Vienna with your daughter?</w:t>
       </w:r>
     </w:p>
     <w:p>
@@ -628,7 +628,7 @@
           <w:color w:val="000000"/>
           <w:sz w:val="20"/>
         </w:rPr>
-        <w:t>◆  Do you prefer planning your day in advance or doing things freely? Why?</w:t>
+        <w:t>◆  What makes a sightseeing activity child-friendly?</w:t>
       </w:r>
     </w:p>
     <w:p>
@@ -751,7 +751,7 @@
           <w:color w:val="000000"/>
           <w:sz w:val="20"/>
         </w:rPr>
-        <w:t>Great. Is the museum stroller-friendly?</w:t>
+        <w:t>Great. My daughter is two years old, so just one ticket, please.</w:t>
       </w:r>
     </w:p>
     <w:p>
@@ -776,6 +776,56 @@
           <w:color w:val="000000"/>
           <w:sz w:val="20"/>
         </w:rPr>
+        <w:t>All right. Here is your ticket.</w:t>
+      </w:r>
+    </w:p>
+    <w:p>
+      <w:pPr>
+        <w:spacing w:after="0"/>
+      </w:pPr>
+      <w:r>
+        <w:rPr>
+          <w:rFonts w:ascii="Times New Roman" w:hAnsi="Times New Roman" w:eastAsia="Malgun Gothic"/>
+          <w:b/>
+          <w:i w:val="0"/>
+          <w:color w:val="000000"/>
+          <w:sz w:val="20"/>
+        </w:rPr>
+        <w:t xml:space="preserve">Visitor: </w:t>
+      </w:r>
+      <w:r>
+        <w:rPr>
+          <w:rFonts w:ascii="Times New Roman" w:hAnsi="Times New Roman" w:eastAsia="Malgun Gothic"/>
+          <w:b w:val="0"/>
+          <w:i w:val="0"/>
+          <w:color w:val="000000"/>
+          <w:sz w:val="20"/>
+        </w:rPr>
+        <w:t>Thank you. Is the museum stroller-friendly?</w:t>
+      </w:r>
+    </w:p>
+    <w:p>
+      <w:pPr>
+        <w:spacing w:after="0"/>
+      </w:pPr>
+      <w:r>
+        <w:rPr>
+          <w:rFonts w:ascii="Times New Roman" w:hAnsi="Times New Roman" w:eastAsia="Malgun Gothic"/>
+          <w:b/>
+          <w:i w:val="0"/>
+          <w:color w:val="000000"/>
+          <w:sz w:val="20"/>
+        </w:rPr>
+        <w:t xml:space="preserve">Staff: </w:t>
+      </w:r>
+      <w:r>
+        <w:rPr>
+          <w:rFonts w:ascii="Times New Roman" w:hAnsi="Times New Roman" w:eastAsia="Malgun Gothic"/>
+          <w:b w:val="0"/>
+          <w:i w:val="0"/>
+          <w:color w:val="000000"/>
+          <w:sz w:val="20"/>
+        </w:rPr>
         <w:t>Yes. There are elevators on every floor.</w:t>
       </w:r>
     </w:p>
@@ -801,7 +851,7 @@
           <w:color w:val="000000"/>
           <w:sz w:val="20"/>
         </w:rPr>
-        <w:t>Are there any activities for young children today?</w:t>
+        <w:t>Where can I find the elevator?</w:t>
       </w:r>
     </w:p>
     <w:p>
@@ -826,6 +876,56 @@
           <w:color w:val="000000"/>
           <w:sz w:val="20"/>
         </w:rPr>
+        <w:t>It's right next to the main staircase, on your left.</w:t>
+      </w:r>
+    </w:p>
+    <w:p>
+      <w:pPr>
+        <w:spacing w:after="0"/>
+      </w:pPr>
+      <w:r>
+        <w:rPr>
+          <w:rFonts w:ascii="Times New Roman" w:hAnsi="Times New Roman" w:eastAsia="Malgun Gothic"/>
+          <w:b/>
+          <w:i w:val="0"/>
+          <w:color w:val="000000"/>
+          <w:sz w:val="20"/>
+        </w:rPr>
+        <w:t xml:space="preserve">Visitor: </w:t>
+      </w:r>
+      <w:r>
+        <w:rPr>
+          <w:rFonts w:ascii="Times New Roman" w:hAnsi="Times New Roman" w:eastAsia="Malgun Gothic"/>
+          <w:b w:val="0"/>
+          <w:i w:val="0"/>
+          <w:color w:val="000000"/>
+          <w:sz w:val="20"/>
+        </w:rPr>
+        <w:t>Perfect. Are there any activities for young children today?</w:t>
+      </w:r>
+    </w:p>
+    <w:p>
+      <w:pPr>
+        <w:spacing w:after="0"/>
+      </w:pPr>
+      <w:r>
+        <w:rPr>
+          <w:rFonts w:ascii="Times New Roman" w:hAnsi="Times New Roman" w:eastAsia="Malgun Gothic"/>
+          <w:b/>
+          <w:i w:val="0"/>
+          <w:color w:val="000000"/>
+          <w:sz w:val="20"/>
+        </w:rPr>
+        <w:t xml:space="preserve">Staff: </w:t>
+      </w:r>
+      <w:r>
+        <w:rPr>
+          <w:rFonts w:ascii="Times New Roman" w:hAnsi="Times New Roman" w:eastAsia="Malgun Gothic"/>
+          <w:b w:val="0"/>
+          <w:i w:val="0"/>
+          <w:color w:val="000000"/>
+          <w:sz w:val="20"/>
+        </w:rPr>
         <w:t>There's a family workshop at eleven.</w:t>
       </w:r>
     </w:p>
@@ -851,7 +951,7 @@
           <w:color w:val="000000"/>
           <w:sz w:val="20"/>
         </w:rPr>
-        <w:t>Do we need to book it in advance?</w:t>
+        <w:t>That sounds fun. Do we need to book it in advance?</w:t>
       </w:r>
     </w:p>
     <w:p>
@@ -876,12 +976,112 @@
           <w:color w:val="000000"/>
           <w:sz w:val="20"/>
         </w:rPr>
-        <w:t>No, but spaces are limited.</w:t>
-      </w:r>
-    </w:p>
-    <w:p>
-      <w:pPr>
-        <w:spacing w:after="60"/>
+        <w:t>No, but spaces are limited, so please come a little early.</w:t>
+      </w:r>
+    </w:p>
+    <w:p>
+      <w:pPr>
+        <w:spacing w:after="0"/>
+      </w:pPr>
+      <w:r>
+        <w:rPr>
+          <w:rFonts w:ascii="Times New Roman" w:hAnsi="Times New Roman" w:eastAsia="Malgun Gothic"/>
+          <w:b/>
+          <w:i w:val="0"/>
+          <w:color w:val="000000"/>
+          <w:sz w:val="20"/>
+        </w:rPr>
+        <w:t xml:space="preserve">Visitor: </w:t>
+      </w:r>
+      <w:r>
+        <w:rPr>
+          <w:rFonts w:ascii="Times New Roman" w:hAnsi="Times New Roman" w:eastAsia="Malgun Gothic"/>
+          <w:b w:val="0"/>
+          <w:i w:val="0"/>
+          <w:color w:val="000000"/>
+          <w:sz w:val="20"/>
+        </w:rPr>
+        <w:t>Okay. Is there a place to leave the stroller during the workshop?</w:t>
+      </w:r>
+    </w:p>
+    <w:p>
+      <w:pPr>
+        <w:spacing w:after="0"/>
+      </w:pPr>
+      <w:r>
+        <w:rPr>
+          <w:rFonts w:ascii="Times New Roman" w:hAnsi="Times New Roman" w:eastAsia="Malgun Gothic"/>
+          <w:b/>
+          <w:i w:val="0"/>
+          <w:color w:val="000000"/>
+          <w:sz w:val="20"/>
+        </w:rPr>
+        <w:t xml:space="preserve">Staff: </w:t>
+      </w:r>
+      <w:r>
+        <w:rPr>
+          <w:rFonts w:ascii="Times New Roman" w:hAnsi="Times New Roman" w:eastAsia="Malgun Gothic"/>
+          <w:b w:val="0"/>
+          <w:i w:val="0"/>
+          <w:color w:val="000000"/>
+          <w:sz w:val="20"/>
+        </w:rPr>
+        <w:t>Yes. You can park it near the workshop room.</w:t>
+      </w:r>
+    </w:p>
+    <w:p>
+      <w:pPr>
+        <w:spacing w:after="0"/>
+      </w:pPr>
+      <w:r>
+        <w:rPr>
+          <w:rFonts w:ascii="Times New Roman" w:hAnsi="Times New Roman" w:eastAsia="Malgun Gothic"/>
+          <w:b/>
+          <w:i w:val="0"/>
+          <w:color w:val="000000"/>
+          <w:sz w:val="20"/>
+        </w:rPr>
+        <w:t xml:space="preserve">Visitor: </w:t>
+      </w:r>
+      <w:r>
+        <w:rPr>
+          <w:rFonts w:ascii="Times New Roman" w:hAnsi="Times New Roman" w:eastAsia="Malgun Gothic"/>
+          <w:b w:val="0"/>
+          <w:i w:val="0"/>
+          <w:color w:val="000000"/>
+          <w:sz w:val="20"/>
+        </w:rPr>
+        <w:t>Great. Thank you for your help.</w:t>
+      </w:r>
+    </w:p>
+    <w:p>
+      <w:pPr>
+        <w:spacing w:after="0"/>
+      </w:pPr>
+      <w:r>
+        <w:rPr>
+          <w:rFonts w:ascii="Times New Roman" w:hAnsi="Times New Roman" w:eastAsia="Malgun Gothic"/>
+          <w:b/>
+          <w:i w:val="0"/>
+          <w:color w:val="000000"/>
+          <w:sz w:val="20"/>
+        </w:rPr>
+        <w:t xml:space="preserve">Staff: </w:t>
+      </w:r>
+      <w:r>
+        <w:rPr>
+          <w:rFonts w:ascii="Times New Roman" w:hAnsi="Times New Roman" w:eastAsia="Malgun Gothic"/>
+          <w:b w:val="0"/>
+          <w:i w:val="0"/>
+          <w:color w:val="000000"/>
+          <w:sz w:val="20"/>
+        </w:rPr>
+        <w:t>You're welcome. Enjoy your visit!</w:t>
+      </w:r>
+    </w:p>
+    <w:p>
+      <w:pPr>
+        <w:spacing w:after="100"/>
       </w:pPr>
     </w:p>
     <w:p>
@@ -1415,6 +1615,150 @@
           </w:p>
         </w:tc>
       </w:tr>
+      <w:tr>
+        <w:tc>
+          <w:tcPr>
+            <w:tcW w:type="dxa" w:w="3000"/>
+            <w:vAlign w:val="center"/>
+            <w:tcMar>
+              <w:top w:w="70" w:type="dxa"/>
+              <w:bottom w:w="70" w:type="dxa"/>
+              <w:start w:w="90" w:type="dxa"/>
+              <w:end w:w="90" w:type="dxa"/>
+            </w:tcMar>
+            <w:tcBorders>
+              <w:top w:val="single" w:sz="6" w:color="808080"/>
+              <w:left w:val="single" w:sz="6" w:color="808080"/>
+              <w:bottom w:val="single" w:sz="6" w:color="808080"/>
+              <w:right w:val="single" w:sz="6" w:color="808080"/>
+              <w:insideH w:val="single" w:sz="6" w:color="808080"/>
+              <w:insideV w:val="single" w:sz="6" w:color="808080"/>
+            </w:tcBorders>
+          </w:tcPr>
+          <w:p>
+            <w:pPr>
+              <w:spacing w:after="0"/>
+            </w:pPr>
+            <w:r>
+              <w:rPr>
+                <w:rFonts w:ascii="Times New Roman" w:hAnsi="Times New Roman" w:eastAsia="Malgun Gothic"/>
+                <w:b w:val="0"/>
+                <w:i w:val="0"/>
+                <w:color w:val="000000"/>
+                <w:sz w:val="18"/>
+              </w:rPr>
+              <w:t>main staircase</w:t>
+            </w:r>
+          </w:p>
+        </w:tc>
+        <w:tc>
+          <w:tcPr>
+            <w:tcW w:type="dxa" w:w="6000"/>
+            <w:vAlign w:val="center"/>
+            <w:tcMar>
+              <w:top w:w="70" w:type="dxa"/>
+              <w:bottom w:w="70" w:type="dxa"/>
+              <w:start w:w="90" w:type="dxa"/>
+              <w:end w:w="90" w:type="dxa"/>
+            </w:tcMar>
+            <w:tcBorders>
+              <w:top w:val="single" w:sz="6" w:color="808080"/>
+              <w:left w:val="single" w:sz="6" w:color="808080"/>
+              <w:bottom w:val="single" w:sz="6" w:color="808080"/>
+              <w:right w:val="single" w:sz="6" w:color="808080"/>
+              <w:insideH w:val="single" w:sz="6" w:color="808080"/>
+              <w:insideV w:val="single" w:sz="6" w:color="808080"/>
+            </w:tcBorders>
+          </w:tcPr>
+          <w:p>
+            <w:pPr>
+              <w:spacing w:after="0"/>
+            </w:pPr>
+            <w:r>
+              <w:rPr>
+                <w:rFonts w:ascii="Times New Roman" w:hAnsi="Times New Roman" w:eastAsia="Malgun Gothic"/>
+                <w:b w:val="0"/>
+                <w:i w:val="0"/>
+                <w:color w:val="000000"/>
+                <w:sz w:val="18"/>
+              </w:rPr>
+              <w:t>중앙 계단</w:t>
+            </w:r>
+          </w:p>
+        </w:tc>
+      </w:tr>
+      <w:tr>
+        <w:tc>
+          <w:tcPr>
+            <w:tcW w:type="dxa" w:w="3000"/>
+            <w:vAlign w:val="center"/>
+            <w:tcMar>
+              <w:top w:w="70" w:type="dxa"/>
+              <w:bottom w:w="70" w:type="dxa"/>
+              <w:start w:w="90" w:type="dxa"/>
+              <w:end w:w="90" w:type="dxa"/>
+            </w:tcMar>
+            <w:tcBorders>
+              <w:top w:val="single" w:sz="6" w:color="808080"/>
+              <w:left w:val="single" w:sz="6" w:color="808080"/>
+              <w:bottom w:val="single" w:sz="6" w:color="808080"/>
+              <w:right w:val="single" w:sz="6" w:color="808080"/>
+              <w:insideH w:val="single" w:sz="6" w:color="808080"/>
+              <w:insideV w:val="single" w:sz="6" w:color="808080"/>
+            </w:tcBorders>
+          </w:tcPr>
+          <w:p>
+            <w:pPr>
+              <w:spacing w:after="0"/>
+            </w:pPr>
+            <w:r>
+              <w:rPr>
+                <w:rFonts w:ascii="Times New Roman" w:hAnsi="Times New Roman" w:eastAsia="Malgun Gothic"/>
+                <w:b w:val="0"/>
+                <w:i w:val="0"/>
+                <w:color w:val="000000"/>
+                <w:sz w:val="18"/>
+              </w:rPr>
+              <w:t>come early</w:t>
+            </w:r>
+          </w:p>
+        </w:tc>
+        <w:tc>
+          <w:tcPr>
+            <w:tcW w:type="dxa" w:w="6000"/>
+            <w:vAlign w:val="center"/>
+            <w:tcMar>
+              <w:top w:w="70" w:type="dxa"/>
+              <w:bottom w:w="70" w:type="dxa"/>
+              <w:start w:w="90" w:type="dxa"/>
+              <w:end w:w="90" w:type="dxa"/>
+            </w:tcMar>
+            <w:tcBorders>
+              <w:top w:val="single" w:sz="6" w:color="808080"/>
+              <w:left w:val="single" w:sz="6" w:color="808080"/>
+              <w:bottom w:val="single" w:sz="6" w:color="808080"/>
+              <w:right w:val="single" w:sz="6" w:color="808080"/>
+              <w:insideH w:val="single" w:sz="6" w:color="808080"/>
+              <w:insideV w:val="single" w:sz="6" w:color="808080"/>
+            </w:tcBorders>
+          </w:tcPr>
+          <w:p>
+            <w:pPr>
+              <w:spacing w:after="0"/>
+            </w:pPr>
+            <w:r>
+              <w:rPr>
+                <w:rFonts w:ascii="Times New Roman" w:hAnsi="Times New Roman" w:eastAsia="Malgun Gothic"/>
+                <w:b w:val="0"/>
+                <w:i w:val="0"/>
+                <w:color w:val="000000"/>
+                <w:sz w:val="18"/>
+              </w:rPr>
+              <w:t>일찍 오다</w:t>
+            </w:r>
+          </w:p>
+        </w:tc>
+      </w:tr>
     </w:tbl>
     <w:p>
       <w:pPr>
@@ -1736,6 +2080,150 @@
           </w:p>
         </w:tc>
       </w:tr>
+      <w:tr>
+        <w:tc>
+          <w:tcPr>
+            <w:tcW w:type="dxa" w:w="5000"/>
+            <w:vAlign w:val="center"/>
+            <w:tcMar>
+              <w:top w:w="70" w:type="dxa"/>
+              <w:bottom w:w="70" w:type="dxa"/>
+              <w:start w:w="90" w:type="dxa"/>
+              <w:end w:w="90" w:type="dxa"/>
+            </w:tcMar>
+            <w:tcBorders>
+              <w:top w:val="single" w:sz="6" w:color="808080"/>
+              <w:left w:val="single" w:sz="6" w:color="808080"/>
+              <w:bottom w:val="single" w:sz="6" w:color="808080"/>
+              <w:right w:val="single" w:sz="6" w:color="808080"/>
+              <w:insideH w:val="single" w:sz="6" w:color="808080"/>
+              <w:insideV w:val="single" w:sz="6" w:color="808080"/>
+            </w:tcBorders>
+          </w:tcPr>
+          <w:p>
+            <w:pPr>
+              <w:spacing w:after="0"/>
+            </w:pPr>
+            <w:r>
+              <w:rPr>
+                <w:rFonts w:ascii="Times New Roman" w:hAnsi="Times New Roman" w:eastAsia="Malgun Gothic"/>
+                <w:b w:val="0"/>
+                <w:i w:val="0"/>
+                <w:color w:val="000000"/>
+                <w:sz w:val="18"/>
+              </w:rPr>
+              <w:t>Where can I find the elevator?</w:t>
+            </w:r>
+          </w:p>
+        </w:tc>
+        <w:tc>
+          <w:tcPr>
+            <w:tcW w:type="dxa" w:w="4000"/>
+            <w:vAlign w:val="center"/>
+            <w:tcMar>
+              <w:top w:w="70" w:type="dxa"/>
+              <w:bottom w:w="70" w:type="dxa"/>
+              <w:start w:w="90" w:type="dxa"/>
+              <w:end w:w="90" w:type="dxa"/>
+            </w:tcMar>
+            <w:tcBorders>
+              <w:top w:val="single" w:sz="6" w:color="808080"/>
+              <w:left w:val="single" w:sz="6" w:color="808080"/>
+              <w:bottom w:val="single" w:sz="6" w:color="808080"/>
+              <w:right w:val="single" w:sz="6" w:color="808080"/>
+              <w:insideH w:val="single" w:sz="6" w:color="808080"/>
+              <w:insideV w:val="single" w:sz="6" w:color="808080"/>
+            </w:tcBorders>
+          </w:tcPr>
+          <w:p>
+            <w:pPr>
+              <w:spacing w:after="0"/>
+            </w:pPr>
+            <w:r>
+              <w:rPr>
+                <w:rFonts w:ascii="Times New Roman" w:hAnsi="Times New Roman" w:eastAsia="Malgun Gothic"/>
+                <w:b w:val="0"/>
+                <w:i w:val="0"/>
+                <w:color w:val="000000"/>
+                <w:sz w:val="18"/>
+              </w:rPr>
+              <w:t>엘리베이터는 어디에 있나요?</w:t>
+            </w:r>
+          </w:p>
+        </w:tc>
+      </w:tr>
+      <w:tr>
+        <w:tc>
+          <w:tcPr>
+            <w:tcW w:type="dxa" w:w="5000"/>
+            <w:vAlign w:val="center"/>
+            <w:tcMar>
+              <w:top w:w="70" w:type="dxa"/>
+              <w:bottom w:w="70" w:type="dxa"/>
+              <w:start w:w="90" w:type="dxa"/>
+              <w:end w:w="90" w:type="dxa"/>
+            </w:tcMar>
+            <w:tcBorders>
+              <w:top w:val="single" w:sz="6" w:color="808080"/>
+              <w:left w:val="single" w:sz="6" w:color="808080"/>
+              <w:bottom w:val="single" w:sz="6" w:color="808080"/>
+              <w:right w:val="single" w:sz="6" w:color="808080"/>
+              <w:insideH w:val="single" w:sz="6" w:color="808080"/>
+              <w:insideV w:val="single" w:sz="6" w:color="808080"/>
+            </w:tcBorders>
+          </w:tcPr>
+          <w:p>
+            <w:pPr>
+              <w:spacing w:after="0"/>
+            </w:pPr>
+            <w:r>
+              <w:rPr>
+                <w:rFonts w:ascii="Times New Roman" w:hAnsi="Times New Roman" w:eastAsia="Malgun Gothic"/>
+                <w:b w:val="0"/>
+                <w:i w:val="0"/>
+                <w:color w:val="000000"/>
+                <w:sz w:val="18"/>
+              </w:rPr>
+              <w:t>Is there a place to leave the stroller?</w:t>
+            </w:r>
+          </w:p>
+        </w:tc>
+        <w:tc>
+          <w:tcPr>
+            <w:tcW w:type="dxa" w:w="4000"/>
+            <w:vAlign w:val="center"/>
+            <w:tcMar>
+              <w:top w:w="70" w:type="dxa"/>
+              <w:bottom w:w="70" w:type="dxa"/>
+              <w:start w:w="90" w:type="dxa"/>
+              <w:end w:w="90" w:type="dxa"/>
+            </w:tcMar>
+            <w:tcBorders>
+              <w:top w:val="single" w:sz="6" w:color="808080"/>
+              <w:left w:val="single" w:sz="6" w:color="808080"/>
+              <w:bottom w:val="single" w:sz="6" w:color="808080"/>
+              <w:right w:val="single" w:sz="6" w:color="808080"/>
+              <w:insideH w:val="single" w:sz="6" w:color="808080"/>
+              <w:insideV w:val="single" w:sz="6" w:color="808080"/>
+            </w:tcBorders>
+          </w:tcPr>
+          <w:p>
+            <w:pPr>
+              <w:spacing w:after="0"/>
+            </w:pPr>
+            <w:r>
+              <w:rPr>
+                <w:rFonts w:ascii="Times New Roman" w:hAnsi="Times New Roman" w:eastAsia="Malgun Gothic"/>
+                <w:b w:val="0"/>
+                <w:i w:val="0"/>
+                <w:color w:val="000000"/>
+                <w:sz w:val="18"/>
+              </w:rPr>
+              <w:t>유모차를 둘 곳이 있나요?</w:t>
+            </w:r>
+          </w:p>
+        </w:tc>
+      </w:tr>
     </w:tbl>
     <w:p>
       <w:pPr>
@@ -1772,7 +2260,7 @@
           <w:color w:val="F79646"/>
           <w:sz w:val="32"/>
         </w:rPr>
-        <w:t>[ Reading 2: At a Park ]</w:t>
+        <w:t>[ Reading 2: At a Park or Playground ]</w:t>
       </w:r>
     </w:p>
     <w:p>
@@ -1802,7 +2290,7 @@
           <w:color w:val="000000"/>
           <w:sz w:val="20"/>
         </w:rPr>
-        <w:t xml:space="preserve">Traveler: </w:t>
+        <w:t xml:space="preserve">Parent: </w:t>
       </w:r>
       <w:r>
         <w:rPr>
@@ -1812,7 +2300,7 @@
           <w:color w:val="000000"/>
           <w:sz w:val="20"/>
         </w:rPr>
-        <w:t>Excuse me. Is there a good viewpoint near here?</w:t>
+        <w:t>Excuse me. Is there a playground near here?</w:t>
       </w:r>
     </w:p>
     <w:p>
@@ -1852,7 +2340,7 @@
           <w:color w:val="000000"/>
           <w:sz w:val="20"/>
         </w:rPr>
-        <w:t xml:space="preserve">Traveler: </w:t>
+        <w:t xml:space="preserve">Parent: </w:t>
       </w:r>
       <w:r>
         <w:rPr>
@@ -1862,7 +2350,7 @@
           <w:color w:val="000000"/>
           <w:sz w:val="20"/>
         </w:rPr>
-        <w:t>Is there a restroom nearby?</w:t>
+        <w:t>Is it safe for small children?</w:t>
       </w:r>
     </w:p>
     <w:p>
@@ -1887,6 +2375,56 @@
           <w:color w:val="000000"/>
           <w:sz w:val="20"/>
         </w:rPr>
+        <w:t>Yes. It has a fence and soft ground.</w:t>
+      </w:r>
+    </w:p>
+    <w:p>
+      <w:pPr>
+        <w:spacing w:after="0"/>
+      </w:pPr>
+      <w:r>
+        <w:rPr>
+          <w:rFonts w:ascii="Times New Roman" w:hAnsi="Times New Roman" w:eastAsia="Malgun Gothic"/>
+          <w:b/>
+          <w:i w:val="0"/>
+          <w:color w:val="000000"/>
+          <w:sz w:val="20"/>
+        </w:rPr>
+        <w:t xml:space="preserve">Parent: </w:t>
+      </w:r>
+      <w:r>
+        <w:rPr>
+          <w:rFonts w:ascii="Times New Roman" w:hAnsi="Times New Roman" w:eastAsia="Malgun Gothic"/>
+          <w:b w:val="0"/>
+          <w:i w:val="0"/>
+          <w:color w:val="000000"/>
+          <w:sz w:val="20"/>
+        </w:rPr>
+        <w:t>That's good to hear. Is there a restroom nearby?</w:t>
+      </w:r>
+    </w:p>
+    <w:p>
+      <w:pPr>
+        <w:spacing w:after="0"/>
+      </w:pPr>
+      <w:r>
+        <w:rPr>
+          <w:rFonts w:ascii="Times New Roman" w:hAnsi="Times New Roman" w:eastAsia="Malgun Gothic"/>
+          <w:b/>
+          <w:i w:val="0"/>
+          <w:color w:val="000000"/>
+          <w:sz w:val="20"/>
+        </w:rPr>
+        <w:t xml:space="preserve">Local: </w:t>
+      </w:r>
+      <w:r>
+        <w:rPr>
+          <w:rFonts w:ascii="Times New Roman" w:hAnsi="Times New Roman" w:eastAsia="Malgun Gothic"/>
+          <w:b w:val="0"/>
+          <w:i w:val="0"/>
+          <w:color w:val="000000"/>
+          <w:sz w:val="20"/>
+        </w:rPr>
         <w:t>There's one next to the café.</w:t>
       </w:r>
     </w:p>
@@ -1902,7 +2440,7 @@
           <w:color w:val="000000"/>
           <w:sz w:val="20"/>
         </w:rPr>
-        <w:t xml:space="preserve">Traveler: </w:t>
+        <w:t xml:space="preserve">Parent: </w:t>
       </w:r>
       <w:r>
         <w:rPr>
@@ -1912,7 +2450,7 @@
           <w:color w:val="000000"/>
           <w:sz w:val="20"/>
         </w:rPr>
-        <w:t>Are there any shaded areas where I can rest?</w:t>
+        <w:t>Is there a place to change a diaper?</w:t>
       </w:r>
     </w:p>
     <w:p>
@@ -1937,6 +2475,56 @@
           <w:color w:val="000000"/>
           <w:sz w:val="20"/>
         </w:rPr>
+        <w:t>Yes. The restroom has a baby changing table.</w:t>
+      </w:r>
+    </w:p>
+    <w:p>
+      <w:pPr>
+        <w:spacing w:after="0"/>
+      </w:pPr>
+      <w:r>
+        <w:rPr>
+          <w:rFonts w:ascii="Times New Roman" w:hAnsi="Times New Roman" w:eastAsia="Malgun Gothic"/>
+          <w:b/>
+          <w:i w:val="0"/>
+          <w:color w:val="000000"/>
+          <w:sz w:val="20"/>
+        </w:rPr>
+        <w:t xml:space="preserve">Parent: </w:t>
+      </w:r>
+      <w:r>
+        <w:rPr>
+          <w:rFonts w:ascii="Times New Roman" w:hAnsi="Times New Roman" w:eastAsia="Malgun Gothic"/>
+          <w:b w:val="0"/>
+          <w:i w:val="0"/>
+          <w:color w:val="000000"/>
+          <w:sz w:val="20"/>
+        </w:rPr>
+        <w:t>Thank you. Are there any shaded areas where we can rest?</w:t>
+      </w:r>
+    </w:p>
+    <w:p>
+      <w:pPr>
+        <w:spacing w:after="0"/>
+      </w:pPr>
+      <w:r>
+        <w:rPr>
+          <w:rFonts w:ascii="Times New Roman" w:hAnsi="Times New Roman" w:eastAsia="Malgun Gothic"/>
+          <w:b/>
+          <w:i w:val="0"/>
+          <w:color w:val="000000"/>
+          <w:sz w:val="20"/>
+        </w:rPr>
+        <w:t xml:space="preserve">Local: </w:t>
+      </w:r>
+      <w:r>
+        <w:rPr>
+          <w:rFonts w:ascii="Times New Roman" w:hAnsi="Times New Roman" w:eastAsia="Malgun Gothic"/>
+          <w:b w:val="0"/>
+          <w:i w:val="0"/>
+          <w:color w:val="000000"/>
+          <w:sz w:val="20"/>
+        </w:rPr>
         <w:t>Yes. There are benches under the trees.</w:t>
       </w:r>
     </w:p>
@@ -1952,7 +2540,7 @@
           <w:color w:val="000000"/>
           <w:sz w:val="20"/>
         </w:rPr>
-        <w:t xml:space="preserve">Traveler: </w:t>
+        <w:t xml:space="preserve">Parent: </w:t>
       </w:r>
       <w:r>
         <w:rPr>
@@ -1962,12 +2550,87 @@
           <w:color w:val="000000"/>
           <w:sz w:val="20"/>
         </w:rPr>
-        <w:t>Thank you. I'd like to take a short break.</w:t>
-      </w:r>
-    </w:p>
-    <w:p>
-      <w:pPr>
-        <w:spacing w:after="60"/>
+        <w:t>Can we buy water and snacks near the playground?</w:t>
+      </w:r>
+    </w:p>
+    <w:p>
+      <w:pPr>
+        <w:spacing w:after="0"/>
+      </w:pPr>
+      <w:r>
+        <w:rPr>
+          <w:rFonts w:ascii="Times New Roman" w:hAnsi="Times New Roman" w:eastAsia="Malgun Gothic"/>
+          <w:b/>
+          <w:i w:val="0"/>
+          <w:color w:val="000000"/>
+          <w:sz w:val="20"/>
+        </w:rPr>
+        <w:t xml:space="preserve">Local: </w:t>
+      </w:r>
+      <w:r>
+        <w:rPr>
+          <w:rFonts w:ascii="Times New Roman" w:hAnsi="Times New Roman" w:eastAsia="Malgun Gothic"/>
+          <w:b w:val="0"/>
+          <w:i w:val="0"/>
+          <w:color w:val="000000"/>
+          <w:sz w:val="20"/>
+        </w:rPr>
+        <w:t>The café sells drinks and light snacks.</w:t>
+      </w:r>
+    </w:p>
+    <w:p>
+      <w:pPr>
+        <w:spacing w:after="0"/>
+      </w:pPr>
+      <w:r>
+        <w:rPr>
+          <w:rFonts w:ascii="Times New Roman" w:hAnsi="Times New Roman" w:eastAsia="Malgun Gothic"/>
+          <w:b/>
+          <w:i w:val="0"/>
+          <w:color w:val="000000"/>
+          <w:sz w:val="20"/>
+        </w:rPr>
+        <w:t xml:space="preserve">Parent: </w:t>
+      </w:r>
+      <w:r>
+        <w:rPr>
+          <w:rFonts w:ascii="Times New Roman" w:hAnsi="Times New Roman" w:eastAsia="Malgun Gothic"/>
+          <w:b w:val="0"/>
+          <w:i w:val="0"/>
+          <w:color w:val="000000"/>
+          <w:sz w:val="20"/>
+        </w:rPr>
+        <w:t>Perfect. My daughter needs a short break.</w:t>
+      </w:r>
+    </w:p>
+    <w:p>
+      <w:pPr>
+        <w:spacing w:after="0"/>
+      </w:pPr>
+      <w:r>
+        <w:rPr>
+          <w:rFonts w:ascii="Times New Roman" w:hAnsi="Times New Roman" w:eastAsia="Malgun Gothic"/>
+          <w:b/>
+          <w:i w:val="0"/>
+          <w:color w:val="000000"/>
+          <w:sz w:val="20"/>
+        </w:rPr>
+        <w:t xml:space="preserve">Local: </w:t>
+      </w:r>
+      <w:r>
+        <w:rPr>
+          <w:rFonts w:ascii="Times New Roman" w:hAnsi="Times New Roman" w:eastAsia="Malgun Gothic"/>
+          <w:b w:val="0"/>
+          <w:i w:val="0"/>
+          <w:color w:val="000000"/>
+          <w:sz w:val="20"/>
+        </w:rPr>
+        <w:t>No problem. Enjoy the rest of your day!</w:t>
+      </w:r>
+    </w:p>
+    <w:p>
+      <w:pPr>
+        <w:spacing w:after="100"/>
       </w:pPr>
     </w:p>
     <w:p>
@@ -2101,7 +2764,7 @@
                 <w:color w:val="000000"/>
                 <w:sz w:val="18"/>
               </w:rPr>
-              <w:t>viewpoint</w:t>
+              <w:t>path</w:t>
             </w:r>
           </w:p>
         </w:tc>
@@ -2136,7 +2799,7 @@
                 <w:color w:val="000000"/>
                 <w:sz w:val="18"/>
               </w:rPr>
-              <w:t>전망대</w:t>
+              <w:t>산책로</w:t>
             </w:r>
           </w:p>
         </w:tc>
@@ -2173,7 +2836,7 @@
                 <w:color w:val="000000"/>
                 <w:sz w:val="18"/>
               </w:rPr>
-              <w:t>path</w:t>
+              <w:t>restroom</w:t>
             </w:r>
           </w:p>
         </w:tc>
@@ -2208,7 +2871,7 @@
                 <w:color w:val="000000"/>
                 <w:sz w:val="18"/>
               </w:rPr>
-              <w:t>산책로</w:t>
+              <w:t>화장실</w:t>
             </w:r>
           </w:p>
         </w:tc>
@@ -2245,7 +2908,7 @@
                 <w:color w:val="000000"/>
                 <w:sz w:val="18"/>
               </w:rPr>
-              <w:t>restroom</w:t>
+              <w:t>shaded area</w:t>
             </w:r>
           </w:p>
         </w:tc>
@@ -2280,7 +2943,7 @@
                 <w:color w:val="000000"/>
                 <w:sz w:val="18"/>
               </w:rPr>
-              <w:t>화장실</w:t>
+              <w:t>그늘진 곳</w:t>
             </w:r>
           </w:p>
         </w:tc>
@@ -2317,7 +2980,7 @@
                 <w:color w:val="000000"/>
                 <w:sz w:val="18"/>
               </w:rPr>
-              <w:t>shaded area</w:t>
+              <w:t>bench</w:t>
             </w:r>
           </w:p>
         </w:tc>
@@ -2352,7 +3015,7 @@
                 <w:color w:val="000000"/>
                 <w:sz w:val="18"/>
               </w:rPr>
-              <w:t>그늘진 곳</w:t>
+              <w:t>벤치</w:t>
             </w:r>
           </w:p>
         </w:tc>
@@ -2389,7 +3052,7 @@
                 <w:color w:val="000000"/>
                 <w:sz w:val="18"/>
               </w:rPr>
-              <w:t>bench</w:t>
+              <w:t>under the trees</w:t>
             </w:r>
           </w:p>
         </w:tc>
@@ -2424,7 +3087,7 @@
                 <w:color w:val="000000"/>
                 <w:sz w:val="18"/>
               </w:rPr>
-              <w:t>벤치</w:t>
+              <w:t>나무 아래</w:t>
             </w:r>
           </w:p>
         </w:tc>
@@ -2497,6 +3160,222 @@
                 <w:sz w:val="18"/>
               </w:rPr>
               <w:t>쉬다</w:t>
+            </w:r>
+          </w:p>
+        </w:tc>
+      </w:tr>
+      <w:tr>
+        <w:tc>
+          <w:tcPr>
+            <w:tcW w:type="dxa" w:w="3000"/>
+            <w:vAlign w:val="center"/>
+            <w:tcMar>
+              <w:top w:w="70" w:type="dxa"/>
+              <w:bottom w:w="70" w:type="dxa"/>
+              <w:start w:w="90" w:type="dxa"/>
+              <w:end w:w="90" w:type="dxa"/>
+            </w:tcMar>
+            <w:tcBorders>
+              <w:top w:val="single" w:sz="6" w:color="808080"/>
+              <w:left w:val="single" w:sz="6" w:color="808080"/>
+              <w:bottom w:val="single" w:sz="6" w:color="808080"/>
+              <w:right w:val="single" w:sz="6" w:color="808080"/>
+              <w:insideH w:val="single" w:sz="6" w:color="808080"/>
+              <w:insideV w:val="single" w:sz="6" w:color="808080"/>
+            </w:tcBorders>
+          </w:tcPr>
+          <w:p>
+            <w:pPr>
+              <w:spacing w:after="0"/>
+            </w:pPr>
+            <w:r>
+              <w:rPr>
+                <w:rFonts w:ascii="Times New Roman" w:hAnsi="Times New Roman" w:eastAsia="Malgun Gothic"/>
+                <w:b w:val="0"/>
+                <w:i w:val="0"/>
+                <w:color w:val="000000"/>
+                <w:sz w:val="18"/>
+              </w:rPr>
+              <w:t>fence</w:t>
+            </w:r>
+          </w:p>
+        </w:tc>
+        <w:tc>
+          <w:tcPr>
+            <w:tcW w:type="dxa" w:w="6000"/>
+            <w:vAlign w:val="center"/>
+            <w:tcMar>
+              <w:top w:w="70" w:type="dxa"/>
+              <w:bottom w:w="70" w:type="dxa"/>
+              <w:start w:w="90" w:type="dxa"/>
+              <w:end w:w="90" w:type="dxa"/>
+            </w:tcMar>
+            <w:tcBorders>
+              <w:top w:val="single" w:sz="6" w:color="808080"/>
+              <w:left w:val="single" w:sz="6" w:color="808080"/>
+              <w:bottom w:val="single" w:sz="6" w:color="808080"/>
+              <w:right w:val="single" w:sz="6" w:color="808080"/>
+              <w:insideH w:val="single" w:sz="6" w:color="808080"/>
+              <w:insideV w:val="single" w:sz="6" w:color="808080"/>
+            </w:tcBorders>
+          </w:tcPr>
+          <w:p>
+            <w:pPr>
+              <w:spacing w:after="0"/>
+            </w:pPr>
+            <w:r>
+              <w:rPr>
+                <w:rFonts w:ascii="Times New Roman" w:hAnsi="Times New Roman" w:eastAsia="Malgun Gothic"/>
+                <w:b w:val="0"/>
+                <w:i w:val="0"/>
+                <w:color w:val="000000"/>
+                <w:sz w:val="18"/>
+              </w:rPr>
+              <w:t>울타리</w:t>
+            </w:r>
+          </w:p>
+        </w:tc>
+      </w:tr>
+      <w:tr>
+        <w:tc>
+          <w:tcPr>
+            <w:tcW w:type="dxa" w:w="3000"/>
+            <w:vAlign w:val="center"/>
+            <w:tcMar>
+              <w:top w:w="70" w:type="dxa"/>
+              <w:bottom w:w="70" w:type="dxa"/>
+              <w:start w:w="90" w:type="dxa"/>
+              <w:end w:w="90" w:type="dxa"/>
+            </w:tcMar>
+            <w:tcBorders>
+              <w:top w:val="single" w:sz="6" w:color="808080"/>
+              <w:left w:val="single" w:sz="6" w:color="808080"/>
+              <w:bottom w:val="single" w:sz="6" w:color="808080"/>
+              <w:right w:val="single" w:sz="6" w:color="808080"/>
+              <w:insideH w:val="single" w:sz="6" w:color="808080"/>
+              <w:insideV w:val="single" w:sz="6" w:color="808080"/>
+            </w:tcBorders>
+          </w:tcPr>
+          <w:p>
+            <w:pPr>
+              <w:spacing w:after="0"/>
+            </w:pPr>
+            <w:r>
+              <w:rPr>
+                <w:rFonts w:ascii="Times New Roman" w:hAnsi="Times New Roman" w:eastAsia="Malgun Gothic"/>
+                <w:b w:val="0"/>
+                <w:i w:val="0"/>
+                <w:color w:val="000000"/>
+                <w:sz w:val="18"/>
+              </w:rPr>
+              <w:t>baby changing table</w:t>
+            </w:r>
+          </w:p>
+        </w:tc>
+        <w:tc>
+          <w:tcPr>
+            <w:tcW w:type="dxa" w:w="6000"/>
+            <w:vAlign w:val="center"/>
+            <w:tcMar>
+              <w:top w:w="70" w:type="dxa"/>
+              <w:bottom w:w="70" w:type="dxa"/>
+              <w:start w:w="90" w:type="dxa"/>
+              <w:end w:w="90" w:type="dxa"/>
+            </w:tcMar>
+            <w:tcBorders>
+              <w:top w:val="single" w:sz="6" w:color="808080"/>
+              <w:left w:val="single" w:sz="6" w:color="808080"/>
+              <w:bottom w:val="single" w:sz="6" w:color="808080"/>
+              <w:right w:val="single" w:sz="6" w:color="808080"/>
+              <w:insideH w:val="single" w:sz="6" w:color="808080"/>
+              <w:insideV w:val="single" w:sz="6" w:color="808080"/>
+            </w:tcBorders>
+          </w:tcPr>
+          <w:p>
+            <w:pPr>
+              <w:spacing w:after="0"/>
+            </w:pPr>
+            <w:r>
+              <w:rPr>
+                <w:rFonts w:ascii="Times New Roman" w:hAnsi="Times New Roman" w:eastAsia="Malgun Gothic"/>
+                <w:b w:val="0"/>
+                <w:i w:val="0"/>
+                <w:color w:val="000000"/>
+                <w:sz w:val="18"/>
+              </w:rPr>
+              <w:t>기저귀 교환대</w:t>
+            </w:r>
+          </w:p>
+        </w:tc>
+      </w:tr>
+      <w:tr>
+        <w:tc>
+          <w:tcPr>
+            <w:tcW w:type="dxa" w:w="3000"/>
+            <w:vAlign w:val="center"/>
+            <w:tcMar>
+              <w:top w:w="70" w:type="dxa"/>
+              <w:bottom w:w="70" w:type="dxa"/>
+              <w:start w:w="90" w:type="dxa"/>
+              <w:end w:w="90" w:type="dxa"/>
+            </w:tcMar>
+            <w:tcBorders>
+              <w:top w:val="single" w:sz="6" w:color="808080"/>
+              <w:left w:val="single" w:sz="6" w:color="808080"/>
+              <w:bottom w:val="single" w:sz="6" w:color="808080"/>
+              <w:right w:val="single" w:sz="6" w:color="808080"/>
+              <w:insideH w:val="single" w:sz="6" w:color="808080"/>
+              <w:insideV w:val="single" w:sz="6" w:color="808080"/>
+            </w:tcBorders>
+          </w:tcPr>
+          <w:p>
+            <w:pPr>
+              <w:spacing w:after="0"/>
+            </w:pPr>
+            <w:r>
+              <w:rPr>
+                <w:rFonts w:ascii="Times New Roman" w:hAnsi="Times New Roman" w:eastAsia="Malgun Gothic"/>
+                <w:b w:val="0"/>
+                <w:i w:val="0"/>
+                <w:color w:val="000000"/>
+                <w:sz w:val="18"/>
+              </w:rPr>
+              <w:t>light snacks</w:t>
+            </w:r>
+          </w:p>
+        </w:tc>
+        <w:tc>
+          <w:tcPr>
+            <w:tcW w:type="dxa" w:w="6000"/>
+            <w:vAlign w:val="center"/>
+            <w:tcMar>
+              <w:top w:w="70" w:type="dxa"/>
+              <w:bottom w:w="70" w:type="dxa"/>
+              <w:start w:w="90" w:type="dxa"/>
+              <w:end w:w="90" w:type="dxa"/>
+            </w:tcMar>
+            <w:tcBorders>
+              <w:top w:val="single" w:sz="6" w:color="808080"/>
+              <w:left w:val="single" w:sz="6" w:color="808080"/>
+              <w:bottom w:val="single" w:sz="6" w:color="808080"/>
+              <w:right w:val="single" w:sz="6" w:color="808080"/>
+              <w:insideH w:val="single" w:sz="6" w:color="808080"/>
+              <w:insideV w:val="single" w:sz="6" w:color="808080"/>
+            </w:tcBorders>
+          </w:tcPr>
+          <w:p>
+            <w:pPr>
+              <w:spacing w:after="0"/>
+            </w:pPr>
+            <w:r>
+              <w:rPr>
+                <w:rFonts w:ascii="Times New Roman" w:hAnsi="Times New Roman" w:eastAsia="Malgun Gothic"/>
+                <w:b w:val="0"/>
+                <w:i w:val="0"/>
+                <w:color w:val="000000"/>
+                <w:sz w:val="18"/>
+              </w:rPr>
+              <w:t>간단한 간식</w:t>
             </w:r>
           </w:p>
         </w:tc>
@@ -2782,7 +3661,7 @@
                 <w:color w:val="000000"/>
                 <w:sz w:val="18"/>
               </w:rPr>
-              <w:t>I'd like to take a short break.</w:t>
+              <w:t>My daughter needs a short break.</w:t>
             </w:r>
           </w:p>
         </w:tc>
@@ -2817,7 +3696,151 @@
                 <w:color w:val="000000"/>
                 <w:sz w:val="18"/>
               </w:rPr>
-              <w:t>잠시 쉬고 싶어요.</w:t>
+              <w:t>제 딸이 잠시 쉬어야 해요.</w:t>
+            </w:r>
+          </w:p>
+        </w:tc>
+      </w:tr>
+      <w:tr>
+        <w:tc>
+          <w:tcPr>
+            <w:tcW w:type="dxa" w:w="5000"/>
+            <w:vAlign w:val="center"/>
+            <w:tcMar>
+              <w:top w:w="70" w:type="dxa"/>
+              <w:bottom w:w="70" w:type="dxa"/>
+              <w:start w:w="90" w:type="dxa"/>
+              <w:end w:w="90" w:type="dxa"/>
+            </w:tcMar>
+            <w:tcBorders>
+              <w:top w:val="single" w:sz="6" w:color="808080"/>
+              <w:left w:val="single" w:sz="6" w:color="808080"/>
+              <w:bottom w:val="single" w:sz="6" w:color="808080"/>
+              <w:right w:val="single" w:sz="6" w:color="808080"/>
+              <w:insideH w:val="single" w:sz="6" w:color="808080"/>
+              <w:insideV w:val="single" w:sz="6" w:color="808080"/>
+            </w:tcBorders>
+          </w:tcPr>
+          <w:p>
+            <w:pPr>
+              <w:spacing w:after="0"/>
+            </w:pPr>
+            <w:r>
+              <w:rPr>
+                <w:rFonts w:ascii="Times New Roman" w:hAnsi="Times New Roman" w:eastAsia="Malgun Gothic"/>
+                <w:b w:val="0"/>
+                <w:i w:val="0"/>
+                <w:color w:val="000000"/>
+                <w:sz w:val="18"/>
+              </w:rPr>
+              <w:t>Is it safe for small children?</w:t>
+            </w:r>
+          </w:p>
+        </w:tc>
+        <w:tc>
+          <w:tcPr>
+            <w:tcW w:type="dxa" w:w="4000"/>
+            <w:vAlign w:val="center"/>
+            <w:tcMar>
+              <w:top w:w="70" w:type="dxa"/>
+              <w:bottom w:w="70" w:type="dxa"/>
+              <w:start w:w="90" w:type="dxa"/>
+              <w:end w:w="90" w:type="dxa"/>
+            </w:tcMar>
+            <w:tcBorders>
+              <w:top w:val="single" w:sz="6" w:color="808080"/>
+              <w:left w:val="single" w:sz="6" w:color="808080"/>
+              <w:bottom w:val="single" w:sz="6" w:color="808080"/>
+              <w:right w:val="single" w:sz="6" w:color="808080"/>
+              <w:insideH w:val="single" w:sz="6" w:color="808080"/>
+              <w:insideV w:val="single" w:sz="6" w:color="808080"/>
+            </w:tcBorders>
+          </w:tcPr>
+          <w:p>
+            <w:pPr>
+              <w:spacing w:after="0"/>
+            </w:pPr>
+            <w:r>
+              <w:rPr>
+                <w:rFonts w:ascii="Times New Roman" w:hAnsi="Times New Roman" w:eastAsia="Malgun Gothic"/>
+                <w:b w:val="0"/>
+                <w:i w:val="0"/>
+                <w:color w:val="000000"/>
+                <w:sz w:val="18"/>
+              </w:rPr>
+              <w:t>어린아이들에게 안전한가요?</w:t>
+            </w:r>
+          </w:p>
+        </w:tc>
+      </w:tr>
+      <w:tr>
+        <w:tc>
+          <w:tcPr>
+            <w:tcW w:type="dxa" w:w="5000"/>
+            <w:vAlign w:val="center"/>
+            <w:tcMar>
+              <w:top w:w="70" w:type="dxa"/>
+              <w:bottom w:w="70" w:type="dxa"/>
+              <w:start w:w="90" w:type="dxa"/>
+              <w:end w:w="90" w:type="dxa"/>
+            </w:tcMar>
+            <w:tcBorders>
+              <w:top w:val="single" w:sz="6" w:color="808080"/>
+              <w:left w:val="single" w:sz="6" w:color="808080"/>
+              <w:bottom w:val="single" w:sz="6" w:color="808080"/>
+              <w:right w:val="single" w:sz="6" w:color="808080"/>
+              <w:insideH w:val="single" w:sz="6" w:color="808080"/>
+              <w:insideV w:val="single" w:sz="6" w:color="808080"/>
+            </w:tcBorders>
+          </w:tcPr>
+          <w:p>
+            <w:pPr>
+              <w:spacing w:after="0"/>
+            </w:pPr>
+            <w:r>
+              <w:rPr>
+                <w:rFonts w:ascii="Times New Roman" w:hAnsi="Times New Roman" w:eastAsia="Malgun Gothic"/>
+                <w:b w:val="0"/>
+                <w:i w:val="0"/>
+                <w:color w:val="000000"/>
+                <w:sz w:val="18"/>
+              </w:rPr>
+              <w:t>Is there a place to change a diaper?</w:t>
+            </w:r>
+          </w:p>
+        </w:tc>
+        <w:tc>
+          <w:tcPr>
+            <w:tcW w:type="dxa" w:w="4000"/>
+            <w:vAlign w:val="center"/>
+            <w:tcMar>
+              <w:top w:w="70" w:type="dxa"/>
+              <w:bottom w:w="70" w:type="dxa"/>
+              <w:start w:w="90" w:type="dxa"/>
+              <w:end w:w="90" w:type="dxa"/>
+            </w:tcMar>
+            <w:tcBorders>
+              <w:top w:val="single" w:sz="6" w:color="808080"/>
+              <w:left w:val="single" w:sz="6" w:color="808080"/>
+              <w:bottom w:val="single" w:sz="6" w:color="808080"/>
+              <w:right w:val="single" w:sz="6" w:color="808080"/>
+              <w:insideH w:val="single" w:sz="6" w:color="808080"/>
+              <w:insideV w:val="single" w:sz="6" w:color="808080"/>
+            </w:tcBorders>
+          </w:tcPr>
+          <w:p>
+            <w:pPr>
+              <w:spacing w:after="0"/>
+            </w:pPr>
+            <w:r>
+              <w:rPr>
+                <w:rFonts w:ascii="Times New Roman" w:hAnsi="Times New Roman" w:eastAsia="Malgun Gothic"/>
+                <w:b w:val="0"/>
+                <w:i w:val="0"/>
+                <w:color w:val="000000"/>
+                <w:sz w:val="18"/>
+              </w:rPr>
+              <w:t>기저귀를 갈 수 있는 곳이 있나요?</w:t>
             </w:r>
           </w:p>
         </w:tc>
@@ -2858,7 +3881,7 @@
           <w:color w:val="F79646"/>
           <w:sz w:val="32"/>
         </w:rPr>
-        <w:t>[ Reading 3: Joining a Guided Tour ]</w:t>
+        <w:t>[ Reading 3: Joining a Family Activity ]</w:t>
       </w:r>
     </w:p>
     <w:p>
@@ -2898,7 +3921,7 @@
           <w:color w:val="000000"/>
           <w:sz w:val="20"/>
         </w:rPr>
-        <w:t>Hi. I'd like to join the guided tour.</w:t>
+        <w:t>Hi. We'd like to join the family tour.</w:t>
       </w:r>
     </w:p>
     <w:p>
@@ -2948,6 +3971,106 @@
           <w:color w:val="000000"/>
           <w:sz w:val="20"/>
         </w:rPr>
+        <w:t>Is the tour suitable for a two-year-old?</w:t>
+      </w:r>
+    </w:p>
+    <w:p>
+      <w:pPr>
+        <w:spacing w:after="0"/>
+      </w:pPr>
+      <w:r>
+        <w:rPr>
+          <w:rFonts w:ascii="Times New Roman" w:hAnsi="Times New Roman" w:eastAsia="Malgun Gothic"/>
+          <w:b/>
+          <w:i w:val="0"/>
+          <w:color w:val="000000"/>
+          <w:sz w:val="20"/>
+        </w:rPr>
+        <w:t xml:space="preserve">Guide: </w:t>
+      </w:r>
+      <w:r>
+        <w:rPr>
+          <w:rFonts w:ascii="Times New Roman" w:hAnsi="Times New Roman" w:eastAsia="Malgun Gothic"/>
+          <w:b w:val="0"/>
+          <w:i w:val="0"/>
+          <w:color w:val="000000"/>
+          <w:sz w:val="20"/>
+        </w:rPr>
+        <w:t>Yes. It's slow and easy for families.</w:t>
+      </w:r>
+    </w:p>
+    <w:p>
+      <w:pPr>
+        <w:spacing w:after="0"/>
+      </w:pPr>
+      <w:r>
+        <w:rPr>
+          <w:rFonts w:ascii="Times New Roman" w:hAnsi="Times New Roman" w:eastAsia="Malgun Gothic"/>
+          <w:b/>
+          <w:i w:val="0"/>
+          <w:color w:val="000000"/>
+          <w:sz w:val="20"/>
+        </w:rPr>
+        <w:t xml:space="preserve">Guest: </w:t>
+      </w:r>
+      <w:r>
+        <w:rPr>
+          <w:rFonts w:ascii="Times New Roman" w:hAnsi="Times New Roman" w:eastAsia="Malgun Gothic"/>
+          <w:b w:val="0"/>
+          <w:i w:val="0"/>
+          <w:color w:val="000000"/>
+          <w:sz w:val="20"/>
+        </w:rPr>
+        <w:t>Is it okay if my daughter gets tired and we leave early?</w:t>
+      </w:r>
+    </w:p>
+    <w:p>
+      <w:pPr>
+        <w:spacing w:after="0"/>
+      </w:pPr>
+      <w:r>
+        <w:rPr>
+          <w:rFonts w:ascii="Times New Roman" w:hAnsi="Times New Roman" w:eastAsia="Malgun Gothic"/>
+          <w:b/>
+          <w:i w:val="0"/>
+          <w:color w:val="000000"/>
+          <w:sz w:val="20"/>
+        </w:rPr>
+        <w:t xml:space="preserve">Guide: </w:t>
+      </w:r>
+      <w:r>
+        <w:rPr>
+          <w:rFonts w:ascii="Times New Roman" w:hAnsi="Times New Roman" w:eastAsia="Malgun Gothic"/>
+          <w:b w:val="0"/>
+          <w:i w:val="0"/>
+          <w:color w:val="000000"/>
+          <w:sz w:val="20"/>
+        </w:rPr>
+        <w:t>Absolutely. You can leave at any time.</w:t>
+      </w:r>
+    </w:p>
+    <w:p>
+      <w:pPr>
+        <w:spacing w:after="0"/>
+      </w:pPr>
+      <w:r>
+        <w:rPr>
+          <w:rFonts w:ascii="Times New Roman" w:hAnsi="Times New Roman" w:eastAsia="Malgun Gothic"/>
+          <w:b/>
+          <w:i w:val="0"/>
+          <w:color w:val="000000"/>
+          <w:sz w:val="20"/>
+        </w:rPr>
+        <w:t xml:space="preserve">Guest: </w:t>
+      </w:r>
+      <w:r>
+        <w:rPr>
+          <w:rFonts w:ascii="Times New Roman" w:hAnsi="Times New Roman" w:eastAsia="Malgun Gothic"/>
+          <w:b w:val="0"/>
+          <w:i w:val="0"/>
+          <w:color w:val="000000"/>
+          <w:sz w:val="20"/>
+        </w:rPr>
         <w:t>Will there be a lot of walking?</w:t>
       </w:r>
     </w:p>
@@ -2998,7 +4121,7 @@
           <w:color w:val="000000"/>
           <w:sz w:val="20"/>
         </w:rPr>
-        <w:t>Is it okay if I leave early?</w:t>
+        <w:t>Can I bring the stroller on the tour?</w:t>
       </w:r>
     </w:p>
     <w:p>
@@ -3023,7 +4146,7 @@
           <w:color w:val="000000"/>
           <w:sz w:val="20"/>
         </w:rPr>
-        <w:t>Absolutely. You can leave at any time.</w:t>
+        <w:t>Yes. The whole route is stroller-friendly.</w:t>
       </w:r>
     </w:p>
     <w:p>
@@ -3048,12 +4171,87 @@
           <w:color w:val="000000"/>
           <w:sz w:val="20"/>
         </w:rPr>
-        <w:t>Great. Where does the tour start?</w:t>
-      </w:r>
-    </w:p>
-    <w:p>
-      <w:pPr>
-        <w:spacing w:after="60"/>
+        <w:t>Is there a restroom we can use during the tour?</w:t>
+      </w:r>
+    </w:p>
+    <w:p>
+      <w:pPr>
+        <w:spacing w:after="0"/>
+      </w:pPr>
+      <w:r>
+        <w:rPr>
+          <w:rFonts w:ascii="Times New Roman" w:hAnsi="Times New Roman" w:eastAsia="Malgun Gothic"/>
+          <w:b/>
+          <w:i w:val="0"/>
+          <w:color w:val="000000"/>
+          <w:sz w:val="20"/>
+        </w:rPr>
+        <w:t xml:space="preserve">Guide: </w:t>
+      </w:r>
+      <w:r>
+        <w:rPr>
+          <w:rFonts w:ascii="Times New Roman" w:hAnsi="Times New Roman" w:eastAsia="Malgun Gothic"/>
+          <w:b w:val="0"/>
+          <w:i w:val="0"/>
+          <w:color w:val="000000"/>
+          <w:sz w:val="20"/>
+        </w:rPr>
+        <w:t>Yes. We stop near a restroom halfway through.</w:t>
+      </w:r>
+    </w:p>
+    <w:p>
+      <w:pPr>
+        <w:spacing w:after="0"/>
+      </w:pPr>
+      <w:r>
+        <w:rPr>
+          <w:rFonts w:ascii="Times New Roman" w:hAnsi="Times New Roman" w:eastAsia="Malgun Gothic"/>
+          <w:b/>
+          <w:i w:val="0"/>
+          <w:color w:val="000000"/>
+          <w:sz w:val="20"/>
+        </w:rPr>
+        <w:t xml:space="preserve">Guest: </w:t>
+      </w:r>
+      <w:r>
+        <w:rPr>
+          <w:rFonts w:ascii="Times New Roman" w:hAnsi="Times New Roman" w:eastAsia="Malgun Gothic"/>
+          <w:b w:val="0"/>
+          <w:i w:val="0"/>
+          <w:color w:val="000000"/>
+          <w:sz w:val="20"/>
+        </w:rPr>
+        <w:t>That sounds perfect for us. Where do we meet?</w:t>
+      </w:r>
+    </w:p>
+    <w:p>
+      <w:pPr>
+        <w:spacing w:after="0"/>
+      </w:pPr>
+      <w:r>
+        <w:rPr>
+          <w:rFonts w:ascii="Times New Roman" w:hAnsi="Times New Roman" w:eastAsia="Malgun Gothic"/>
+          <w:b/>
+          <w:i w:val="0"/>
+          <w:color w:val="000000"/>
+          <w:sz w:val="20"/>
+        </w:rPr>
+        <w:t xml:space="preserve">Guide: </w:t>
+      </w:r>
+      <w:r>
+        <w:rPr>
+          <w:rFonts w:ascii="Times New Roman" w:hAnsi="Times New Roman" w:eastAsia="Malgun Gothic"/>
+          <w:b w:val="0"/>
+          <w:i w:val="0"/>
+          <w:color w:val="000000"/>
+          <w:sz w:val="20"/>
+        </w:rPr>
+        <w:t>Right here at the main gate in ten minutes.</w:t>
+      </w:r>
+    </w:p>
+    <w:p>
+      <w:pPr>
+        <w:spacing w:after="100"/>
       </w:pPr>
     </w:p>
     <w:p>
@@ -3331,7 +4529,7 @@
                 <w:color w:val="000000"/>
                 <w:sz w:val="18"/>
               </w:rPr>
-              <w:t>guided tour</w:t>
+              <w:t>leave early</w:t>
             </w:r>
           </w:p>
         </w:tc>
@@ -3366,7 +4564,7 @@
                 <w:color w:val="000000"/>
                 <w:sz w:val="18"/>
               </w:rPr>
-              <w:t>가이드 투어</w:t>
+              <w:t>일찍 떠나다</w:t>
             </w:r>
           </w:p>
         </w:tc>
@@ -3403,7 +4601,7 @@
                 <w:color w:val="000000"/>
                 <w:sz w:val="18"/>
               </w:rPr>
-              <w:t>leave early</w:t>
+              <w:t>at any time</w:t>
             </w:r>
           </w:p>
         </w:tc>
@@ -3438,7 +4636,7 @@
                 <w:color w:val="000000"/>
                 <w:sz w:val="18"/>
               </w:rPr>
-              <w:t>일찍 떠나다</w:t>
+              <w:t>언제든지</w:t>
             </w:r>
           </w:p>
         </w:tc>
@@ -3475,7 +4673,7 @@
                 <w:color w:val="000000"/>
                 <w:sz w:val="18"/>
               </w:rPr>
-              <w:t>at any time</w:t>
+              <w:t>a lot of walking</w:t>
             </w:r>
           </w:p>
         </w:tc>
@@ -3510,7 +4708,7 @@
                 <w:color w:val="000000"/>
                 <w:sz w:val="18"/>
               </w:rPr>
-              <w:t>언제든지</w:t>
+              <w:t>많이 걷는 것</w:t>
             </w:r>
           </w:p>
         </w:tc>
@@ -3583,6 +4781,222 @@
                 <w:sz w:val="18"/>
               </w:rPr>
               <w:t>여러 차례 휴식</w:t>
+            </w:r>
+          </w:p>
+        </w:tc>
+      </w:tr>
+      <w:tr>
+        <w:tc>
+          <w:tcPr>
+            <w:tcW w:type="dxa" w:w="3000"/>
+            <w:vAlign w:val="center"/>
+            <w:tcMar>
+              <w:top w:w="70" w:type="dxa"/>
+              <w:bottom w:w="70" w:type="dxa"/>
+              <w:start w:w="90" w:type="dxa"/>
+              <w:end w:w="90" w:type="dxa"/>
+            </w:tcMar>
+            <w:tcBorders>
+              <w:top w:val="single" w:sz="6" w:color="808080"/>
+              <w:left w:val="single" w:sz="6" w:color="808080"/>
+              <w:bottom w:val="single" w:sz="6" w:color="808080"/>
+              <w:right w:val="single" w:sz="6" w:color="808080"/>
+              <w:insideH w:val="single" w:sz="6" w:color="808080"/>
+              <w:insideV w:val="single" w:sz="6" w:color="808080"/>
+            </w:tcBorders>
+          </w:tcPr>
+          <w:p>
+            <w:pPr>
+              <w:spacing w:after="0"/>
+            </w:pPr>
+            <w:r>
+              <w:rPr>
+                <w:rFonts w:ascii="Times New Roman" w:hAnsi="Times New Roman" w:eastAsia="Malgun Gothic"/>
+                <w:b w:val="0"/>
+                <w:i w:val="0"/>
+                <w:color w:val="000000"/>
+                <w:sz w:val="18"/>
+              </w:rPr>
+              <w:t>suitable</w:t>
+            </w:r>
+          </w:p>
+        </w:tc>
+        <w:tc>
+          <w:tcPr>
+            <w:tcW w:type="dxa" w:w="6000"/>
+            <w:vAlign w:val="center"/>
+            <w:tcMar>
+              <w:top w:w="70" w:type="dxa"/>
+              <w:bottom w:w="70" w:type="dxa"/>
+              <w:start w:w="90" w:type="dxa"/>
+              <w:end w:w="90" w:type="dxa"/>
+            </w:tcMar>
+            <w:tcBorders>
+              <w:top w:val="single" w:sz="6" w:color="808080"/>
+              <w:left w:val="single" w:sz="6" w:color="808080"/>
+              <w:bottom w:val="single" w:sz="6" w:color="808080"/>
+              <w:right w:val="single" w:sz="6" w:color="808080"/>
+              <w:insideH w:val="single" w:sz="6" w:color="808080"/>
+              <w:insideV w:val="single" w:sz="6" w:color="808080"/>
+            </w:tcBorders>
+          </w:tcPr>
+          <w:p>
+            <w:pPr>
+              <w:spacing w:after="0"/>
+            </w:pPr>
+            <w:r>
+              <w:rPr>
+                <w:rFonts w:ascii="Times New Roman" w:hAnsi="Times New Roman" w:eastAsia="Malgun Gothic"/>
+                <w:b w:val="0"/>
+                <w:i w:val="0"/>
+                <w:color w:val="000000"/>
+                <w:sz w:val="18"/>
+              </w:rPr>
+              <w:t>적합한</w:t>
+            </w:r>
+          </w:p>
+        </w:tc>
+      </w:tr>
+      <w:tr>
+        <w:tc>
+          <w:tcPr>
+            <w:tcW w:type="dxa" w:w="3000"/>
+            <w:vAlign w:val="center"/>
+            <w:tcMar>
+              <w:top w:w="70" w:type="dxa"/>
+              <w:bottom w:w="70" w:type="dxa"/>
+              <w:start w:w="90" w:type="dxa"/>
+              <w:end w:w="90" w:type="dxa"/>
+            </w:tcMar>
+            <w:tcBorders>
+              <w:top w:val="single" w:sz="6" w:color="808080"/>
+              <w:left w:val="single" w:sz="6" w:color="808080"/>
+              <w:bottom w:val="single" w:sz="6" w:color="808080"/>
+              <w:right w:val="single" w:sz="6" w:color="808080"/>
+              <w:insideH w:val="single" w:sz="6" w:color="808080"/>
+              <w:insideV w:val="single" w:sz="6" w:color="808080"/>
+            </w:tcBorders>
+          </w:tcPr>
+          <w:p>
+            <w:pPr>
+              <w:spacing w:after="0"/>
+            </w:pPr>
+            <w:r>
+              <w:rPr>
+                <w:rFonts w:ascii="Times New Roman" w:hAnsi="Times New Roman" w:eastAsia="Malgun Gothic"/>
+                <w:b w:val="0"/>
+                <w:i w:val="0"/>
+                <w:color w:val="000000"/>
+                <w:sz w:val="18"/>
+              </w:rPr>
+              <w:t>route</w:t>
+            </w:r>
+          </w:p>
+        </w:tc>
+        <w:tc>
+          <w:tcPr>
+            <w:tcW w:type="dxa" w:w="6000"/>
+            <w:vAlign w:val="center"/>
+            <w:tcMar>
+              <w:top w:w="70" w:type="dxa"/>
+              <w:bottom w:w="70" w:type="dxa"/>
+              <w:start w:w="90" w:type="dxa"/>
+              <w:end w:w="90" w:type="dxa"/>
+            </w:tcMar>
+            <w:tcBorders>
+              <w:top w:val="single" w:sz="6" w:color="808080"/>
+              <w:left w:val="single" w:sz="6" w:color="808080"/>
+              <w:bottom w:val="single" w:sz="6" w:color="808080"/>
+              <w:right w:val="single" w:sz="6" w:color="808080"/>
+              <w:insideH w:val="single" w:sz="6" w:color="808080"/>
+              <w:insideV w:val="single" w:sz="6" w:color="808080"/>
+            </w:tcBorders>
+          </w:tcPr>
+          <w:p>
+            <w:pPr>
+              <w:spacing w:after="0"/>
+            </w:pPr>
+            <w:r>
+              <w:rPr>
+                <w:rFonts w:ascii="Times New Roman" w:hAnsi="Times New Roman" w:eastAsia="Malgun Gothic"/>
+                <w:b w:val="0"/>
+                <w:i w:val="0"/>
+                <w:color w:val="000000"/>
+                <w:sz w:val="18"/>
+              </w:rPr>
+              <w:t>경로, 길</w:t>
+            </w:r>
+          </w:p>
+        </w:tc>
+      </w:tr>
+      <w:tr>
+        <w:tc>
+          <w:tcPr>
+            <w:tcW w:type="dxa" w:w="3000"/>
+            <w:vAlign w:val="center"/>
+            <w:tcMar>
+              <w:top w:w="70" w:type="dxa"/>
+              <w:bottom w:w="70" w:type="dxa"/>
+              <w:start w:w="90" w:type="dxa"/>
+              <w:end w:w="90" w:type="dxa"/>
+            </w:tcMar>
+            <w:tcBorders>
+              <w:top w:val="single" w:sz="6" w:color="808080"/>
+              <w:left w:val="single" w:sz="6" w:color="808080"/>
+              <w:bottom w:val="single" w:sz="6" w:color="808080"/>
+              <w:right w:val="single" w:sz="6" w:color="808080"/>
+              <w:insideH w:val="single" w:sz="6" w:color="808080"/>
+              <w:insideV w:val="single" w:sz="6" w:color="808080"/>
+            </w:tcBorders>
+          </w:tcPr>
+          <w:p>
+            <w:pPr>
+              <w:spacing w:after="0"/>
+            </w:pPr>
+            <w:r>
+              <w:rPr>
+                <w:rFonts w:ascii="Times New Roman" w:hAnsi="Times New Roman" w:eastAsia="Malgun Gothic"/>
+                <w:b w:val="0"/>
+                <w:i w:val="0"/>
+                <w:color w:val="000000"/>
+                <w:sz w:val="18"/>
+              </w:rPr>
+              <w:t>halfway through</w:t>
+            </w:r>
+          </w:p>
+        </w:tc>
+        <w:tc>
+          <w:tcPr>
+            <w:tcW w:type="dxa" w:w="6000"/>
+            <w:vAlign w:val="center"/>
+            <w:tcMar>
+              <w:top w:w="70" w:type="dxa"/>
+              <w:bottom w:w="70" w:type="dxa"/>
+              <w:start w:w="90" w:type="dxa"/>
+              <w:end w:w="90" w:type="dxa"/>
+            </w:tcMar>
+            <w:tcBorders>
+              <w:top w:val="single" w:sz="6" w:color="808080"/>
+              <w:left w:val="single" w:sz="6" w:color="808080"/>
+              <w:bottom w:val="single" w:sz="6" w:color="808080"/>
+              <w:right w:val="single" w:sz="6" w:color="808080"/>
+              <w:insideH w:val="single" w:sz="6" w:color="808080"/>
+              <w:insideV w:val="single" w:sz="6" w:color="808080"/>
+            </w:tcBorders>
+          </w:tcPr>
+          <w:p>
+            <w:pPr>
+              <w:spacing w:after="0"/>
+            </w:pPr>
+            <w:r>
+              <w:rPr>
+                <w:rFonts w:ascii="Times New Roman" w:hAnsi="Times New Roman" w:eastAsia="Malgun Gothic"/>
+                <w:b w:val="0"/>
+                <w:i w:val="0"/>
+                <w:color w:val="000000"/>
+                <w:sz w:val="18"/>
+              </w:rPr>
+              <w:t>중간쯤에</w:t>
             </w:r>
           </w:p>
         </w:tc>
@@ -3724,7 +5138,7 @@
                 <w:color w:val="000000"/>
                 <w:sz w:val="18"/>
               </w:rPr>
-              <w:t>I'd like to join the guided tour.</w:t>
+              <w:t>We'd like to join the family tour.</w:t>
             </w:r>
           </w:p>
         </w:tc>
@@ -3759,7 +5173,7 @@
                 <w:color w:val="000000"/>
                 <w:sz w:val="18"/>
               </w:rPr>
-              <w:t>가이드 투어에 참여하고 싶어요.</w:t>
+              <w:t>가족 투어에 참여하고 싶어요.</w:t>
             </w:r>
           </w:p>
         </w:tc>
@@ -3868,7 +5282,7 @@
                 <w:color w:val="000000"/>
                 <w:sz w:val="18"/>
               </w:rPr>
-              <w:t>Will there be a lot of walking?</w:t>
+              <w:t>Is it okay if we leave early?</w:t>
             </w:r>
           </w:p>
         </w:tc>
@@ -3903,7 +5317,7 @@
                 <w:color w:val="000000"/>
                 <w:sz w:val="18"/>
               </w:rPr>
-              <w:t>많이 걸어야 하나요?</w:t>
+              <w:t>일찍 떠나도 괜찮나요?</w:t>
             </w:r>
           </w:p>
         </w:tc>
@@ -3940,7 +5354,7 @@
                 <w:color w:val="000000"/>
                 <w:sz w:val="18"/>
               </w:rPr>
-              <w:t>Is it okay if I leave early?</w:t>
+              <w:t>Will there be a lot of walking?</w:t>
             </w:r>
           </w:p>
         </w:tc>
@@ -3975,7 +5389,151 @@
                 <w:color w:val="000000"/>
                 <w:sz w:val="18"/>
               </w:rPr>
-              <w:t>일찍 떠나도 괜찮나요?</w:t>
+              <w:t>많이 걸어야 하나요?</w:t>
+            </w:r>
+          </w:p>
+        </w:tc>
+      </w:tr>
+      <w:tr>
+        <w:tc>
+          <w:tcPr>
+            <w:tcW w:type="dxa" w:w="5000"/>
+            <w:vAlign w:val="center"/>
+            <w:tcMar>
+              <w:top w:w="70" w:type="dxa"/>
+              <w:bottom w:w="70" w:type="dxa"/>
+              <w:start w:w="90" w:type="dxa"/>
+              <w:end w:w="90" w:type="dxa"/>
+            </w:tcMar>
+            <w:tcBorders>
+              <w:top w:val="single" w:sz="6" w:color="808080"/>
+              <w:left w:val="single" w:sz="6" w:color="808080"/>
+              <w:bottom w:val="single" w:sz="6" w:color="808080"/>
+              <w:right w:val="single" w:sz="6" w:color="808080"/>
+              <w:insideH w:val="single" w:sz="6" w:color="808080"/>
+              <w:insideV w:val="single" w:sz="6" w:color="808080"/>
+            </w:tcBorders>
+          </w:tcPr>
+          <w:p>
+            <w:pPr>
+              <w:spacing w:after="0"/>
+            </w:pPr>
+            <w:r>
+              <w:rPr>
+                <w:rFonts w:ascii="Times New Roman" w:hAnsi="Times New Roman" w:eastAsia="Malgun Gothic"/>
+                <w:b w:val="0"/>
+                <w:i w:val="0"/>
+                <w:color w:val="000000"/>
+                <w:sz w:val="18"/>
+              </w:rPr>
+              <w:t>Is the tour suitable for a two-year-old?</w:t>
+            </w:r>
+          </w:p>
+        </w:tc>
+        <w:tc>
+          <w:tcPr>
+            <w:tcW w:type="dxa" w:w="4000"/>
+            <w:vAlign w:val="center"/>
+            <w:tcMar>
+              <w:top w:w="70" w:type="dxa"/>
+              <w:bottom w:w="70" w:type="dxa"/>
+              <w:start w:w="90" w:type="dxa"/>
+              <w:end w:w="90" w:type="dxa"/>
+            </w:tcMar>
+            <w:tcBorders>
+              <w:top w:val="single" w:sz="6" w:color="808080"/>
+              <w:left w:val="single" w:sz="6" w:color="808080"/>
+              <w:bottom w:val="single" w:sz="6" w:color="808080"/>
+              <w:right w:val="single" w:sz="6" w:color="808080"/>
+              <w:insideH w:val="single" w:sz="6" w:color="808080"/>
+              <w:insideV w:val="single" w:sz="6" w:color="808080"/>
+            </w:tcBorders>
+          </w:tcPr>
+          <w:p>
+            <w:pPr>
+              <w:spacing w:after="0"/>
+            </w:pPr>
+            <w:r>
+              <w:rPr>
+                <w:rFonts w:ascii="Times New Roman" w:hAnsi="Times New Roman" w:eastAsia="Malgun Gothic"/>
+                <w:b w:val="0"/>
+                <w:i w:val="0"/>
+                <w:color w:val="000000"/>
+                <w:sz w:val="18"/>
+              </w:rPr>
+              <w:t>투어가 두 살 아이에게 적합한가요?</w:t>
+            </w:r>
+          </w:p>
+        </w:tc>
+      </w:tr>
+      <w:tr>
+        <w:tc>
+          <w:tcPr>
+            <w:tcW w:type="dxa" w:w="5000"/>
+            <w:vAlign w:val="center"/>
+            <w:tcMar>
+              <w:top w:w="70" w:type="dxa"/>
+              <w:bottom w:w="70" w:type="dxa"/>
+              <w:start w:w="90" w:type="dxa"/>
+              <w:end w:w="90" w:type="dxa"/>
+            </w:tcMar>
+            <w:tcBorders>
+              <w:top w:val="single" w:sz="6" w:color="808080"/>
+              <w:left w:val="single" w:sz="6" w:color="808080"/>
+              <w:bottom w:val="single" w:sz="6" w:color="808080"/>
+              <w:right w:val="single" w:sz="6" w:color="808080"/>
+              <w:insideH w:val="single" w:sz="6" w:color="808080"/>
+              <w:insideV w:val="single" w:sz="6" w:color="808080"/>
+            </w:tcBorders>
+          </w:tcPr>
+          <w:p>
+            <w:pPr>
+              <w:spacing w:after="0"/>
+            </w:pPr>
+            <w:r>
+              <w:rPr>
+                <w:rFonts w:ascii="Times New Roman" w:hAnsi="Times New Roman" w:eastAsia="Malgun Gothic"/>
+                <w:b w:val="0"/>
+                <w:i w:val="0"/>
+                <w:color w:val="000000"/>
+                <w:sz w:val="18"/>
+              </w:rPr>
+              <w:t>Can I bring the stroller on the tour?</w:t>
+            </w:r>
+          </w:p>
+        </w:tc>
+        <w:tc>
+          <w:tcPr>
+            <w:tcW w:type="dxa" w:w="4000"/>
+            <w:vAlign w:val="center"/>
+            <w:tcMar>
+              <w:top w:w="70" w:type="dxa"/>
+              <w:bottom w:w="70" w:type="dxa"/>
+              <w:start w:w="90" w:type="dxa"/>
+              <w:end w:w="90" w:type="dxa"/>
+            </w:tcMar>
+            <w:tcBorders>
+              <w:top w:val="single" w:sz="6" w:color="808080"/>
+              <w:left w:val="single" w:sz="6" w:color="808080"/>
+              <w:bottom w:val="single" w:sz="6" w:color="808080"/>
+              <w:right w:val="single" w:sz="6" w:color="808080"/>
+              <w:insideH w:val="single" w:sz="6" w:color="808080"/>
+              <w:insideV w:val="single" w:sz="6" w:color="808080"/>
+            </w:tcBorders>
+          </w:tcPr>
+          <w:p>
+            <w:pPr>
+              <w:spacing w:after="0"/>
+            </w:pPr>
+            <w:r>
+              <w:rPr>
+                <w:rFonts w:ascii="Times New Roman" w:hAnsi="Times New Roman" w:eastAsia="Malgun Gothic"/>
+                <w:b w:val="0"/>
+                <w:i w:val="0"/>
+                <w:color w:val="000000"/>
+                <w:sz w:val="18"/>
+              </w:rPr>
+              <w:t>투어에 유모차를 가져가도 되나요?</w:t>
             </w:r>
           </w:p>
         </w:tc>
@@ -4016,7 +5574,979 @@
           <w:color w:val="F79646"/>
           <w:sz w:val="32"/>
         </w:rPr>
-        <w:t>[ Traveling with My Daughter ]</w:t>
+        <w:t>[ Reading 4: Visiting the Zoo ]</w:t>
+      </w:r>
+    </w:p>
+    <w:p>
+      <w:pPr>
+        <w:spacing w:after="0"/>
+      </w:pPr>
+      <w:r>
+        <w:rPr>
+          <w:rFonts w:ascii="Times New Roman" w:hAnsi="Times New Roman" w:eastAsia="Malgun Gothic"/>
+          <w:b w:val="0"/>
+          <w:i w:val="0"/>
+          <w:color w:val="000000"/>
+          <w:sz w:val="20"/>
+        </w:rPr>
+        <w:t>1. Read once with teacher/student roles.  2. Switch roles.  3. Rebuild the conversation using the learner’s Vienna situation.</w:t>
+      </w:r>
+    </w:p>
+    <w:p>
+      <w:pPr>
+        <w:spacing w:after="0"/>
+      </w:pPr>
+      <w:r>
+        <w:rPr>
+          <w:rFonts w:ascii="Times New Roman" w:hAnsi="Times New Roman" w:eastAsia="Malgun Gothic"/>
+          <w:b/>
+          <w:i w:val="0"/>
+          <w:color w:val="000000"/>
+          <w:sz w:val="20"/>
+        </w:rPr>
+        <w:t xml:space="preserve">Visitor: </w:t>
+      </w:r>
+      <w:r>
+        <w:rPr>
+          <w:rFonts w:ascii="Times New Roman" w:hAnsi="Times New Roman" w:eastAsia="Malgun Gothic"/>
+          <w:b w:val="0"/>
+          <w:i w:val="0"/>
+          <w:color w:val="000000"/>
+          <w:sz w:val="20"/>
+        </w:rPr>
+        <w:t>Hello. I'd like tickets for the zoo, please.</w:t>
+      </w:r>
+    </w:p>
+    <w:p>
+      <w:pPr>
+        <w:spacing w:after="0"/>
+      </w:pPr>
+      <w:r>
+        <w:rPr>
+          <w:rFonts w:ascii="Times New Roman" w:hAnsi="Times New Roman" w:eastAsia="Malgun Gothic"/>
+          <w:b/>
+          <w:i w:val="0"/>
+          <w:color w:val="000000"/>
+          <w:sz w:val="20"/>
+        </w:rPr>
+        <w:t xml:space="preserve">Staff: </w:t>
+      </w:r>
+      <w:r>
+        <w:rPr>
+          <w:rFonts w:ascii="Times New Roman" w:hAnsi="Times New Roman" w:eastAsia="Malgun Gothic"/>
+          <w:b w:val="0"/>
+          <w:i w:val="0"/>
+          <w:color w:val="000000"/>
+          <w:sz w:val="20"/>
+        </w:rPr>
+        <w:t>Sure. Children under three can enter for free.</w:t>
+      </w:r>
+    </w:p>
+    <w:p>
+      <w:pPr>
+        <w:spacing w:after="0"/>
+      </w:pPr>
+      <w:r>
+        <w:rPr>
+          <w:rFonts w:ascii="Times New Roman" w:hAnsi="Times New Roman" w:eastAsia="Malgun Gothic"/>
+          <w:b/>
+          <w:i w:val="0"/>
+          <w:color w:val="000000"/>
+          <w:sz w:val="20"/>
+        </w:rPr>
+        <w:t xml:space="preserve">Visitor: </w:t>
+      </w:r>
+      <w:r>
+        <w:rPr>
+          <w:rFonts w:ascii="Times New Roman" w:hAnsi="Times New Roman" w:eastAsia="Malgun Gothic"/>
+          <w:b w:val="0"/>
+          <w:i w:val="0"/>
+          <w:color w:val="000000"/>
+          <w:sz w:val="20"/>
+        </w:rPr>
+        <w:t>My daughter is two, so one adult ticket, please.</w:t>
+      </w:r>
+    </w:p>
+    <w:p>
+      <w:pPr>
+        <w:spacing w:after="0"/>
+      </w:pPr>
+      <w:r>
+        <w:rPr>
+          <w:rFonts w:ascii="Times New Roman" w:hAnsi="Times New Roman" w:eastAsia="Malgun Gothic"/>
+          <w:b/>
+          <w:i w:val="0"/>
+          <w:color w:val="000000"/>
+          <w:sz w:val="20"/>
+        </w:rPr>
+        <w:t xml:space="preserve">Staff: </w:t>
+      </w:r>
+      <w:r>
+        <w:rPr>
+          <w:rFonts w:ascii="Times New Roman" w:hAnsi="Times New Roman" w:eastAsia="Malgun Gothic"/>
+          <w:b w:val="0"/>
+          <w:i w:val="0"/>
+          <w:color w:val="000000"/>
+          <w:sz w:val="20"/>
+        </w:rPr>
+        <w:t>All right. Here you are.</w:t>
+      </w:r>
+    </w:p>
+    <w:p>
+      <w:pPr>
+        <w:spacing w:after="0"/>
+      </w:pPr>
+      <w:r>
+        <w:rPr>
+          <w:rFonts w:ascii="Times New Roman" w:hAnsi="Times New Roman" w:eastAsia="Malgun Gothic"/>
+          <w:b/>
+          <w:i w:val="0"/>
+          <w:color w:val="000000"/>
+          <w:sz w:val="20"/>
+        </w:rPr>
+        <w:t xml:space="preserve">Visitor: </w:t>
+      </w:r>
+      <w:r>
+        <w:rPr>
+          <w:rFonts w:ascii="Times New Roman" w:hAnsi="Times New Roman" w:eastAsia="Malgun Gothic"/>
+          <w:b w:val="0"/>
+          <w:i w:val="0"/>
+          <w:color w:val="000000"/>
+          <w:sz w:val="20"/>
+        </w:rPr>
+        <w:t>Thank you. Can I bring a stroller inside the zoo?</w:t>
+      </w:r>
+    </w:p>
+    <w:p>
+      <w:pPr>
+        <w:spacing w:after="0"/>
+      </w:pPr>
+      <w:r>
+        <w:rPr>
+          <w:rFonts w:ascii="Times New Roman" w:hAnsi="Times New Roman" w:eastAsia="Malgun Gothic"/>
+          <w:b/>
+          <w:i w:val="0"/>
+          <w:color w:val="000000"/>
+          <w:sz w:val="20"/>
+        </w:rPr>
+        <w:t xml:space="preserve">Staff: </w:t>
+      </w:r>
+      <w:r>
+        <w:rPr>
+          <w:rFonts w:ascii="Times New Roman" w:hAnsi="Times New Roman" w:eastAsia="Malgun Gothic"/>
+          <w:b w:val="0"/>
+          <w:i w:val="0"/>
+          <w:color w:val="000000"/>
+          <w:sz w:val="20"/>
+        </w:rPr>
+        <w:t>Yes, of course. The paths are wide and flat.</w:t>
+      </w:r>
+    </w:p>
+    <w:p>
+      <w:pPr>
+        <w:spacing w:after="0"/>
+      </w:pPr>
+      <w:r>
+        <w:rPr>
+          <w:rFonts w:ascii="Times New Roman" w:hAnsi="Times New Roman" w:eastAsia="Malgun Gothic"/>
+          <w:b/>
+          <w:i w:val="0"/>
+          <w:color w:val="000000"/>
+          <w:sz w:val="20"/>
+        </w:rPr>
+        <w:t xml:space="preserve">Visitor: </w:t>
+      </w:r>
+      <w:r>
+        <w:rPr>
+          <w:rFonts w:ascii="Times New Roman" w:hAnsi="Times New Roman" w:eastAsia="Malgun Gothic"/>
+          <w:b w:val="0"/>
+          <w:i w:val="0"/>
+          <w:color w:val="000000"/>
+          <w:sz w:val="20"/>
+        </w:rPr>
+        <w:t>Is there a place to feed and change my baby?</w:t>
+      </w:r>
+    </w:p>
+    <w:p>
+      <w:pPr>
+        <w:spacing w:after="0"/>
+      </w:pPr>
+      <w:r>
+        <w:rPr>
+          <w:rFonts w:ascii="Times New Roman" w:hAnsi="Times New Roman" w:eastAsia="Malgun Gothic"/>
+          <w:b/>
+          <w:i w:val="0"/>
+          <w:color w:val="000000"/>
+          <w:sz w:val="20"/>
+        </w:rPr>
+        <w:t xml:space="preserve">Staff: </w:t>
+      </w:r>
+      <w:r>
+        <w:rPr>
+          <w:rFonts w:ascii="Times New Roman" w:hAnsi="Times New Roman" w:eastAsia="Malgun Gothic"/>
+          <w:b w:val="0"/>
+          <w:i w:val="0"/>
+          <w:color w:val="000000"/>
+          <w:sz w:val="20"/>
+        </w:rPr>
+        <w:t>Yes. There's a family room near the entrance.</w:t>
+      </w:r>
+    </w:p>
+    <w:p>
+      <w:pPr>
+        <w:spacing w:after="0"/>
+      </w:pPr>
+      <w:r>
+        <w:rPr>
+          <w:rFonts w:ascii="Times New Roman" w:hAnsi="Times New Roman" w:eastAsia="Malgun Gothic"/>
+          <w:b/>
+          <w:i w:val="0"/>
+          <w:color w:val="000000"/>
+          <w:sz w:val="20"/>
+        </w:rPr>
+        <w:t xml:space="preserve">Visitor: </w:t>
+      </w:r>
+      <w:r>
+        <w:rPr>
+          <w:rFonts w:ascii="Times New Roman" w:hAnsi="Times New Roman" w:eastAsia="Malgun Gothic"/>
+          <w:b w:val="0"/>
+          <w:i w:val="0"/>
+          <w:color w:val="000000"/>
+          <w:sz w:val="20"/>
+        </w:rPr>
+        <w:t>Where can I see the animals that children like most?</w:t>
+      </w:r>
+    </w:p>
+    <w:p>
+      <w:pPr>
+        <w:spacing w:after="0"/>
+      </w:pPr>
+      <w:r>
+        <w:rPr>
+          <w:rFonts w:ascii="Times New Roman" w:hAnsi="Times New Roman" w:eastAsia="Malgun Gothic"/>
+          <w:b/>
+          <w:i w:val="0"/>
+          <w:color w:val="000000"/>
+          <w:sz w:val="20"/>
+        </w:rPr>
+        <w:t xml:space="preserve">Staff: </w:t>
+      </w:r>
+      <w:r>
+        <w:rPr>
+          <w:rFonts w:ascii="Times New Roman" w:hAnsi="Times New Roman" w:eastAsia="Malgun Gothic"/>
+          <w:b w:val="0"/>
+          <w:i w:val="0"/>
+          <w:color w:val="000000"/>
+          <w:sz w:val="20"/>
+        </w:rPr>
+        <w:t>The petting zoo is very popular. It's to your right.</w:t>
+      </w:r>
+    </w:p>
+    <w:p>
+      <w:pPr>
+        <w:spacing w:after="0"/>
+      </w:pPr>
+      <w:r>
+        <w:rPr>
+          <w:rFonts w:ascii="Times New Roman" w:hAnsi="Times New Roman" w:eastAsia="Malgun Gothic"/>
+          <w:b/>
+          <w:i w:val="0"/>
+          <w:color w:val="000000"/>
+          <w:sz w:val="20"/>
+        </w:rPr>
+        <w:t xml:space="preserve">Visitor: </w:t>
+      </w:r>
+      <w:r>
+        <w:rPr>
+          <w:rFonts w:ascii="Times New Roman" w:hAnsi="Times New Roman" w:eastAsia="Malgun Gothic"/>
+          <w:b w:val="0"/>
+          <w:i w:val="0"/>
+          <w:color w:val="000000"/>
+          <w:sz w:val="20"/>
+        </w:rPr>
+        <w:t>Wonderful. What time does the zoo close?</w:t>
+      </w:r>
+    </w:p>
+    <w:p>
+      <w:pPr>
+        <w:spacing w:after="0"/>
+      </w:pPr>
+      <w:r>
+        <w:rPr>
+          <w:rFonts w:ascii="Times New Roman" w:hAnsi="Times New Roman" w:eastAsia="Malgun Gothic"/>
+          <w:b/>
+          <w:i w:val="0"/>
+          <w:color w:val="000000"/>
+          <w:sz w:val="20"/>
+        </w:rPr>
+        <w:t xml:space="preserve">Staff: </w:t>
+      </w:r>
+      <w:r>
+        <w:rPr>
+          <w:rFonts w:ascii="Times New Roman" w:hAnsi="Times New Roman" w:eastAsia="Malgun Gothic"/>
+          <w:b w:val="0"/>
+          <w:i w:val="0"/>
+          <w:color w:val="000000"/>
+          <w:sz w:val="20"/>
+        </w:rPr>
+        <w:t>It closes at six in the evening.</w:t>
+      </w:r>
+    </w:p>
+    <w:p>
+      <w:pPr>
+        <w:spacing w:after="0"/>
+      </w:pPr>
+      <w:r>
+        <w:rPr>
+          <w:rFonts w:ascii="Times New Roman" w:hAnsi="Times New Roman" w:eastAsia="Malgun Gothic"/>
+          <w:b/>
+          <w:i w:val="0"/>
+          <w:color w:val="000000"/>
+          <w:sz w:val="20"/>
+        </w:rPr>
+        <w:t xml:space="preserve">Visitor: </w:t>
+      </w:r>
+      <w:r>
+        <w:rPr>
+          <w:rFonts w:ascii="Times New Roman" w:hAnsi="Times New Roman" w:eastAsia="Malgun Gothic"/>
+          <w:b w:val="0"/>
+          <w:i w:val="0"/>
+          <w:color w:val="000000"/>
+          <w:sz w:val="20"/>
+        </w:rPr>
+        <w:t>Is there a café where we can have lunch?</w:t>
+      </w:r>
+    </w:p>
+    <w:p>
+      <w:pPr>
+        <w:spacing w:after="0"/>
+      </w:pPr>
+      <w:r>
+        <w:rPr>
+          <w:rFonts w:ascii="Times New Roman" w:hAnsi="Times New Roman" w:eastAsia="Malgun Gothic"/>
+          <w:b/>
+          <w:i w:val="0"/>
+          <w:color w:val="000000"/>
+          <w:sz w:val="20"/>
+        </w:rPr>
+        <w:t xml:space="preserve">Staff: </w:t>
+      </w:r>
+      <w:r>
+        <w:rPr>
+          <w:rFonts w:ascii="Times New Roman" w:hAnsi="Times New Roman" w:eastAsia="Malgun Gothic"/>
+          <w:b w:val="0"/>
+          <w:i w:val="0"/>
+          <w:color w:val="000000"/>
+          <w:sz w:val="20"/>
+        </w:rPr>
+        <w:t>Yes. There's a family café next to the petting zoo.</w:t>
+      </w:r>
+    </w:p>
+    <w:p>
+      <w:pPr>
+        <w:spacing w:after="0"/>
+      </w:pPr>
+      <w:r>
+        <w:rPr>
+          <w:rFonts w:ascii="Times New Roman" w:hAnsi="Times New Roman" w:eastAsia="Malgun Gothic"/>
+          <w:b/>
+          <w:i w:val="0"/>
+          <w:color w:val="000000"/>
+          <w:sz w:val="20"/>
+        </w:rPr>
+        <w:t xml:space="preserve">Visitor: </w:t>
+      </w:r>
+      <w:r>
+        <w:rPr>
+          <w:rFonts w:ascii="Times New Roman" w:hAnsi="Times New Roman" w:eastAsia="Malgun Gothic"/>
+          <w:b w:val="0"/>
+          <w:i w:val="0"/>
+          <w:color w:val="000000"/>
+          <w:sz w:val="20"/>
+        </w:rPr>
+        <w:t>Thank you so much for your help.</w:t>
+      </w:r>
+    </w:p>
+    <w:p>
+      <w:pPr>
+        <w:spacing w:after="0"/>
+      </w:pPr>
+      <w:r>
+        <w:rPr>
+          <w:rFonts w:ascii="Times New Roman" w:hAnsi="Times New Roman" w:eastAsia="Malgun Gothic"/>
+          <w:b/>
+          <w:i w:val="0"/>
+          <w:color w:val="000000"/>
+          <w:sz w:val="20"/>
+        </w:rPr>
+        <w:t xml:space="preserve">Staff: </w:t>
+      </w:r>
+      <w:r>
+        <w:rPr>
+          <w:rFonts w:ascii="Times New Roman" w:hAnsi="Times New Roman" w:eastAsia="Malgun Gothic"/>
+          <w:b w:val="0"/>
+          <w:i w:val="0"/>
+          <w:color w:val="000000"/>
+          <w:sz w:val="20"/>
+        </w:rPr>
+        <w:t>You're welcome. Have a wonderful time!</w:t>
+      </w:r>
+    </w:p>
+    <w:p>
+      <w:pPr>
+        <w:spacing w:after="100"/>
+      </w:pPr>
+    </w:p>
+    <w:p>
+      <w:pPr>
+        <w:spacing w:after="0"/>
+      </w:pPr>
+      <w:r>
+        <w:rPr>
+          <w:rFonts w:ascii="Times New Roman" w:hAnsi="Times New Roman" w:eastAsia="Malgun Gothic"/>
+          <w:b/>
+          <w:i w:val="0"/>
+          <w:color w:val="000000"/>
+          <w:sz w:val="20"/>
+        </w:rPr>
+        <w:t>Target Vocabulary</w:t>
+      </w:r>
+    </w:p>
+    <w:tbl>
+      <w:tblPr>
+        <w:tblW w:type="dxa" w:w="9000"/>
+        <w:tblLayout w:type="fixed"/>
+        <w:tblLook w:firstColumn="1" w:firstRow="1" w:lastColumn="0" w:lastRow="0" w:noHBand="0" w:noVBand="1" w:val="04A0"/>
+      </w:tblPr>
+      <w:tblGrid>
+        <w:gridCol w:w="3000"/>
+        <w:gridCol w:w="6000"/>
+      </w:tblGrid>
+      <w:tr>
+        <w:tc>
+          <w:tcPr>
+            <w:tcW w:type="dxa" w:w="3000"/>
+            <w:vAlign w:val="center"/>
+            <w:tcMar>
+              <w:top w:w="70" w:type="dxa"/>
+              <w:bottom w:w="70" w:type="dxa"/>
+              <w:start w:w="90" w:type="dxa"/>
+              <w:end w:w="90" w:type="dxa"/>
+            </w:tcMar>
+            <w:shd w:val="clear" w:fill="F2F2F2"/>
+            <w:tcBorders>
+              <w:top w:val="single" w:sz="6" w:color="808080"/>
+              <w:left w:val="single" w:sz="6" w:color="808080"/>
+              <w:bottom w:val="single" w:sz="6" w:color="808080"/>
+              <w:right w:val="single" w:sz="6" w:color="808080"/>
+              <w:insideH w:val="single" w:sz="6" w:color="808080"/>
+              <w:insideV w:val="single" w:sz="6" w:color="808080"/>
+            </w:tcBorders>
+          </w:tcPr>
+          <w:p>
+            <w:pPr>
+              <w:spacing w:after="0"/>
+            </w:pPr>
+            <w:r>
+              <w:rPr>
+                <w:rFonts w:ascii="Times New Roman" w:hAnsi="Times New Roman" w:eastAsia="Malgun Gothic"/>
+                <w:b/>
+                <w:i w:val="0"/>
+                <w:color w:val="000000"/>
+                <w:sz w:val="18"/>
+              </w:rPr>
+              <w:t>English</w:t>
+            </w:r>
+          </w:p>
+        </w:tc>
+        <w:tc>
+          <w:tcPr>
+            <w:tcW w:type="dxa" w:w="6000"/>
+            <w:vAlign w:val="center"/>
+            <w:tcMar>
+              <w:top w:w="70" w:type="dxa"/>
+              <w:bottom w:w="70" w:type="dxa"/>
+              <w:start w:w="90" w:type="dxa"/>
+              <w:end w:w="90" w:type="dxa"/>
+            </w:tcMar>
+            <w:shd w:val="clear" w:fill="F2F2F2"/>
+            <w:tcBorders>
+              <w:top w:val="single" w:sz="6" w:color="808080"/>
+              <w:left w:val="single" w:sz="6" w:color="808080"/>
+              <w:bottom w:val="single" w:sz="6" w:color="808080"/>
+              <w:right w:val="single" w:sz="6" w:color="808080"/>
+              <w:insideH w:val="single" w:sz="6" w:color="808080"/>
+              <w:insideV w:val="single" w:sz="6" w:color="808080"/>
+            </w:tcBorders>
+          </w:tcPr>
+          <w:p>
+            <w:pPr>
+              <w:spacing w:after="0"/>
+            </w:pPr>
+            <w:r>
+              <w:rPr>
+                <w:rFonts w:ascii="Times New Roman" w:hAnsi="Times New Roman" w:eastAsia="Malgun Gothic"/>
+                <w:b/>
+                <w:i w:val="0"/>
+                <w:color w:val="000000"/>
+                <w:sz w:val="18"/>
+              </w:rPr>
+              <w:t>한국어</w:t>
+            </w:r>
+          </w:p>
+        </w:tc>
+      </w:tr>
+      <w:tr>
+        <w:tc>
+          <w:tcPr>
+            <w:tcW w:type="dxa" w:w="3000"/>
+            <w:vAlign w:val="center"/>
+            <w:tcMar>
+              <w:top w:w="70" w:type="dxa"/>
+              <w:bottom w:w="70" w:type="dxa"/>
+              <w:start w:w="90" w:type="dxa"/>
+              <w:end w:w="90" w:type="dxa"/>
+            </w:tcMar>
+            <w:tcBorders>
+              <w:top w:val="single" w:sz="6" w:color="808080"/>
+              <w:left w:val="single" w:sz="6" w:color="808080"/>
+              <w:bottom w:val="single" w:sz="6" w:color="808080"/>
+              <w:right w:val="single" w:sz="6" w:color="808080"/>
+              <w:insideH w:val="single" w:sz="6" w:color="808080"/>
+              <w:insideV w:val="single" w:sz="6" w:color="808080"/>
+            </w:tcBorders>
+          </w:tcPr>
+          <w:p>
+            <w:pPr>
+              <w:spacing w:after="0"/>
+            </w:pPr>
+            <w:r>
+              <w:rPr>
+                <w:rFonts w:ascii="Times New Roman" w:hAnsi="Times New Roman" w:eastAsia="Malgun Gothic"/>
+                <w:b w:val="0"/>
+                <w:i w:val="0"/>
+                <w:color w:val="000000"/>
+                <w:sz w:val="18"/>
+              </w:rPr>
+              <w:t>zoo</w:t>
+            </w:r>
+          </w:p>
+        </w:tc>
+        <w:tc>
+          <w:tcPr>
+            <w:tcW w:type="dxa" w:w="6000"/>
+            <w:vAlign w:val="center"/>
+            <w:tcMar>
+              <w:top w:w="70" w:type="dxa"/>
+              <w:bottom w:w="70" w:type="dxa"/>
+              <w:start w:w="90" w:type="dxa"/>
+              <w:end w:w="90" w:type="dxa"/>
+            </w:tcMar>
+            <w:tcBorders>
+              <w:top w:val="single" w:sz="6" w:color="808080"/>
+              <w:left w:val="single" w:sz="6" w:color="808080"/>
+              <w:bottom w:val="single" w:sz="6" w:color="808080"/>
+              <w:right w:val="single" w:sz="6" w:color="808080"/>
+              <w:insideH w:val="single" w:sz="6" w:color="808080"/>
+              <w:insideV w:val="single" w:sz="6" w:color="808080"/>
+            </w:tcBorders>
+          </w:tcPr>
+          <w:p>
+            <w:pPr>
+              <w:spacing w:after="0"/>
+            </w:pPr>
+            <w:r>
+              <w:rPr>
+                <w:rFonts w:ascii="Times New Roman" w:hAnsi="Times New Roman" w:eastAsia="Malgun Gothic"/>
+                <w:b w:val="0"/>
+                <w:i w:val="0"/>
+                <w:color w:val="000000"/>
+                <w:sz w:val="18"/>
+              </w:rPr>
+              <w:t>동물원</w:t>
+            </w:r>
+          </w:p>
+        </w:tc>
+      </w:tr>
+      <w:tr>
+        <w:tc>
+          <w:tcPr>
+            <w:tcW w:type="dxa" w:w="3000"/>
+            <w:vAlign w:val="center"/>
+            <w:tcMar>
+              <w:top w:w="70" w:type="dxa"/>
+              <w:bottom w:w="70" w:type="dxa"/>
+              <w:start w:w="90" w:type="dxa"/>
+              <w:end w:w="90" w:type="dxa"/>
+            </w:tcMar>
+            <w:tcBorders>
+              <w:top w:val="single" w:sz="6" w:color="808080"/>
+              <w:left w:val="single" w:sz="6" w:color="808080"/>
+              <w:bottom w:val="single" w:sz="6" w:color="808080"/>
+              <w:right w:val="single" w:sz="6" w:color="808080"/>
+              <w:insideH w:val="single" w:sz="6" w:color="808080"/>
+              <w:insideV w:val="single" w:sz="6" w:color="808080"/>
+            </w:tcBorders>
+          </w:tcPr>
+          <w:p>
+            <w:pPr>
+              <w:spacing w:after="0"/>
+            </w:pPr>
+            <w:r>
+              <w:rPr>
+                <w:rFonts w:ascii="Times New Roman" w:hAnsi="Times New Roman" w:eastAsia="Malgun Gothic"/>
+                <w:b w:val="0"/>
+                <w:i w:val="0"/>
+                <w:color w:val="000000"/>
+                <w:sz w:val="18"/>
+              </w:rPr>
+              <w:t>enter for free</w:t>
+            </w:r>
+          </w:p>
+        </w:tc>
+        <w:tc>
+          <w:tcPr>
+            <w:tcW w:type="dxa" w:w="6000"/>
+            <w:vAlign w:val="center"/>
+            <w:tcMar>
+              <w:top w:w="70" w:type="dxa"/>
+              <w:bottom w:w="70" w:type="dxa"/>
+              <w:start w:w="90" w:type="dxa"/>
+              <w:end w:w="90" w:type="dxa"/>
+            </w:tcMar>
+            <w:tcBorders>
+              <w:top w:val="single" w:sz="6" w:color="808080"/>
+              <w:left w:val="single" w:sz="6" w:color="808080"/>
+              <w:bottom w:val="single" w:sz="6" w:color="808080"/>
+              <w:right w:val="single" w:sz="6" w:color="808080"/>
+              <w:insideH w:val="single" w:sz="6" w:color="808080"/>
+              <w:insideV w:val="single" w:sz="6" w:color="808080"/>
+            </w:tcBorders>
+          </w:tcPr>
+          <w:p>
+            <w:pPr>
+              <w:spacing w:after="0"/>
+            </w:pPr>
+            <w:r>
+              <w:rPr>
+                <w:rFonts w:ascii="Times New Roman" w:hAnsi="Times New Roman" w:eastAsia="Malgun Gothic"/>
+                <w:b w:val="0"/>
+                <w:i w:val="0"/>
+                <w:color w:val="000000"/>
+                <w:sz w:val="18"/>
+              </w:rPr>
+              <w:t>무료 입장하다</w:t>
+            </w:r>
+          </w:p>
+        </w:tc>
+      </w:tr>
+      <w:tr>
+        <w:tc>
+          <w:tcPr>
+            <w:tcW w:type="dxa" w:w="3000"/>
+            <w:vAlign w:val="center"/>
+            <w:tcMar>
+              <w:top w:w="70" w:type="dxa"/>
+              <w:bottom w:w="70" w:type="dxa"/>
+              <w:start w:w="90" w:type="dxa"/>
+              <w:end w:w="90" w:type="dxa"/>
+            </w:tcMar>
+            <w:tcBorders>
+              <w:top w:val="single" w:sz="6" w:color="808080"/>
+              <w:left w:val="single" w:sz="6" w:color="808080"/>
+              <w:bottom w:val="single" w:sz="6" w:color="808080"/>
+              <w:right w:val="single" w:sz="6" w:color="808080"/>
+              <w:insideH w:val="single" w:sz="6" w:color="808080"/>
+              <w:insideV w:val="single" w:sz="6" w:color="808080"/>
+            </w:tcBorders>
+          </w:tcPr>
+          <w:p>
+            <w:pPr>
+              <w:spacing w:after="0"/>
+            </w:pPr>
+            <w:r>
+              <w:rPr>
+                <w:rFonts w:ascii="Times New Roman" w:hAnsi="Times New Roman" w:eastAsia="Malgun Gothic"/>
+                <w:b w:val="0"/>
+                <w:i w:val="0"/>
+                <w:color w:val="000000"/>
+                <w:sz w:val="18"/>
+              </w:rPr>
+              <w:t>wide and flat</w:t>
+            </w:r>
+          </w:p>
+        </w:tc>
+        <w:tc>
+          <w:tcPr>
+            <w:tcW w:type="dxa" w:w="6000"/>
+            <w:vAlign w:val="center"/>
+            <w:tcMar>
+              <w:top w:w="70" w:type="dxa"/>
+              <w:bottom w:w="70" w:type="dxa"/>
+              <w:start w:w="90" w:type="dxa"/>
+              <w:end w:w="90" w:type="dxa"/>
+            </w:tcMar>
+            <w:tcBorders>
+              <w:top w:val="single" w:sz="6" w:color="808080"/>
+              <w:left w:val="single" w:sz="6" w:color="808080"/>
+              <w:bottom w:val="single" w:sz="6" w:color="808080"/>
+              <w:right w:val="single" w:sz="6" w:color="808080"/>
+              <w:insideH w:val="single" w:sz="6" w:color="808080"/>
+              <w:insideV w:val="single" w:sz="6" w:color="808080"/>
+            </w:tcBorders>
+          </w:tcPr>
+          <w:p>
+            <w:pPr>
+              <w:spacing w:after="0"/>
+            </w:pPr>
+            <w:r>
+              <w:rPr>
+                <w:rFonts w:ascii="Times New Roman" w:hAnsi="Times New Roman" w:eastAsia="Malgun Gothic"/>
+                <w:b w:val="0"/>
+                <w:i w:val="0"/>
+                <w:color w:val="000000"/>
+                <w:sz w:val="18"/>
+              </w:rPr>
+              <w:t>넓고 평평한</w:t>
+            </w:r>
+          </w:p>
+        </w:tc>
+      </w:tr>
+      <w:tr>
+        <w:tc>
+          <w:tcPr>
+            <w:tcW w:type="dxa" w:w="3000"/>
+            <w:vAlign w:val="center"/>
+            <w:tcMar>
+              <w:top w:w="70" w:type="dxa"/>
+              <w:bottom w:w="70" w:type="dxa"/>
+              <w:start w:w="90" w:type="dxa"/>
+              <w:end w:w="90" w:type="dxa"/>
+            </w:tcMar>
+            <w:tcBorders>
+              <w:top w:val="single" w:sz="6" w:color="808080"/>
+              <w:left w:val="single" w:sz="6" w:color="808080"/>
+              <w:bottom w:val="single" w:sz="6" w:color="808080"/>
+              <w:right w:val="single" w:sz="6" w:color="808080"/>
+              <w:insideH w:val="single" w:sz="6" w:color="808080"/>
+              <w:insideV w:val="single" w:sz="6" w:color="808080"/>
+            </w:tcBorders>
+          </w:tcPr>
+          <w:p>
+            <w:pPr>
+              <w:spacing w:after="0"/>
+            </w:pPr>
+            <w:r>
+              <w:rPr>
+                <w:rFonts w:ascii="Times New Roman" w:hAnsi="Times New Roman" w:eastAsia="Malgun Gothic"/>
+                <w:b w:val="0"/>
+                <w:i w:val="0"/>
+                <w:color w:val="000000"/>
+                <w:sz w:val="18"/>
+              </w:rPr>
+              <w:t>family room</w:t>
+            </w:r>
+          </w:p>
+        </w:tc>
+        <w:tc>
+          <w:tcPr>
+            <w:tcW w:type="dxa" w:w="6000"/>
+            <w:vAlign w:val="center"/>
+            <w:tcMar>
+              <w:top w:w="70" w:type="dxa"/>
+              <w:bottom w:w="70" w:type="dxa"/>
+              <w:start w:w="90" w:type="dxa"/>
+              <w:end w:w="90" w:type="dxa"/>
+            </w:tcMar>
+            <w:tcBorders>
+              <w:top w:val="single" w:sz="6" w:color="808080"/>
+              <w:left w:val="single" w:sz="6" w:color="808080"/>
+              <w:bottom w:val="single" w:sz="6" w:color="808080"/>
+              <w:right w:val="single" w:sz="6" w:color="808080"/>
+              <w:insideH w:val="single" w:sz="6" w:color="808080"/>
+              <w:insideV w:val="single" w:sz="6" w:color="808080"/>
+            </w:tcBorders>
+          </w:tcPr>
+          <w:p>
+            <w:pPr>
+              <w:spacing w:after="0"/>
+            </w:pPr>
+            <w:r>
+              <w:rPr>
+                <w:rFonts w:ascii="Times New Roman" w:hAnsi="Times New Roman" w:eastAsia="Malgun Gothic"/>
+                <w:b w:val="0"/>
+                <w:i w:val="0"/>
+                <w:color w:val="000000"/>
+                <w:sz w:val="18"/>
+              </w:rPr>
+              <w:t>가족 휴게실(수유·기저귀 교체실)</w:t>
+            </w:r>
+          </w:p>
+        </w:tc>
+      </w:tr>
+      <w:tr>
+        <w:tc>
+          <w:tcPr>
+            <w:tcW w:type="dxa" w:w="3000"/>
+            <w:vAlign w:val="center"/>
+            <w:tcMar>
+              <w:top w:w="70" w:type="dxa"/>
+              <w:bottom w:w="70" w:type="dxa"/>
+              <w:start w:w="90" w:type="dxa"/>
+              <w:end w:w="90" w:type="dxa"/>
+            </w:tcMar>
+            <w:tcBorders>
+              <w:top w:val="single" w:sz="6" w:color="808080"/>
+              <w:left w:val="single" w:sz="6" w:color="808080"/>
+              <w:bottom w:val="single" w:sz="6" w:color="808080"/>
+              <w:right w:val="single" w:sz="6" w:color="808080"/>
+              <w:insideH w:val="single" w:sz="6" w:color="808080"/>
+              <w:insideV w:val="single" w:sz="6" w:color="808080"/>
+            </w:tcBorders>
+          </w:tcPr>
+          <w:p>
+            <w:pPr>
+              <w:spacing w:after="0"/>
+            </w:pPr>
+            <w:r>
+              <w:rPr>
+                <w:rFonts w:ascii="Times New Roman" w:hAnsi="Times New Roman" w:eastAsia="Malgun Gothic"/>
+                <w:b w:val="0"/>
+                <w:i w:val="0"/>
+                <w:color w:val="000000"/>
+                <w:sz w:val="18"/>
+              </w:rPr>
+              <w:t>petting zoo</w:t>
+            </w:r>
+          </w:p>
+        </w:tc>
+        <w:tc>
+          <w:tcPr>
+            <w:tcW w:type="dxa" w:w="6000"/>
+            <w:vAlign w:val="center"/>
+            <w:tcMar>
+              <w:top w:w="70" w:type="dxa"/>
+              <w:bottom w:w="70" w:type="dxa"/>
+              <w:start w:w="90" w:type="dxa"/>
+              <w:end w:w="90" w:type="dxa"/>
+            </w:tcMar>
+            <w:tcBorders>
+              <w:top w:val="single" w:sz="6" w:color="808080"/>
+              <w:left w:val="single" w:sz="6" w:color="808080"/>
+              <w:bottom w:val="single" w:sz="6" w:color="808080"/>
+              <w:right w:val="single" w:sz="6" w:color="808080"/>
+              <w:insideH w:val="single" w:sz="6" w:color="808080"/>
+              <w:insideV w:val="single" w:sz="6" w:color="808080"/>
+            </w:tcBorders>
+          </w:tcPr>
+          <w:p>
+            <w:pPr>
+              <w:spacing w:after="0"/>
+            </w:pPr>
+            <w:r>
+              <w:rPr>
+                <w:rFonts w:ascii="Times New Roman" w:hAnsi="Times New Roman" w:eastAsia="Malgun Gothic"/>
+                <w:b w:val="0"/>
+                <w:i w:val="0"/>
+                <w:color w:val="000000"/>
+                <w:sz w:val="18"/>
+              </w:rPr>
+              <w:t>어린이 동물 체험장</w:t>
+            </w:r>
+          </w:p>
+        </w:tc>
+      </w:tr>
+      <w:tr>
+        <w:tc>
+          <w:tcPr>
+            <w:tcW w:type="dxa" w:w="3000"/>
+            <w:vAlign w:val="center"/>
+            <w:tcMar>
+              <w:top w:w="70" w:type="dxa"/>
+              <w:bottom w:w="70" w:type="dxa"/>
+              <w:start w:w="90" w:type="dxa"/>
+              <w:end w:w="90" w:type="dxa"/>
+            </w:tcMar>
+            <w:tcBorders>
+              <w:top w:val="single" w:sz="6" w:color="808080"/>
+              <w:left w:val="single" w:sz="6" w:color="808080"/>
+              <w:bottom w:val="single" w:sz="6" w:color="808080"/>
+              <w:right w:val="single" w:sz="6" w:color="808080"/>
+              <w:insideH w:val="single" w:sz="6" w:color="808080"/>
+              <w:insideV w:val="single" w:sz="6" w:color="808080"/>
+            </w:tcBorders>
+          </w:tcPr>
+          <w:p>
+            <w:pPr>
+              <w:spacing w:after="0"/>
+            </w:pPr>
+            <w:r>
+              <w:rPr>
+                <w:rFonts w:ascii="Times New Roman" w:hAnsi="Times New Roman" w:eastAsia="Malgun Gothic"/>
+                <w:b w:val="0"/>
+                <w:i w:val="0"/>
+                <w:color w:val="000000"/>
+                <w:sz w:val="18"/>
+              </w:rPr>
+              <w:t>popular</w:t>
+            </w:r>
+          </w:p>
+        </w:tc>
+        <w:tc>
+          <w:tcPr>
+            <w:tcW w:type="dxa" w:w="6000"/>
+            <w:vAlign w:val="center"/>
+            <w:tcMar>
+              <w:top w:w="70" w:type="dxa"/>
+              <w:bottom w:w="70" w:type="dxa"/>
+              <w:start w:w="90" w:type="dxa"/>
+              <w:end w:w="90" w:type="dxa"/>
+            </w:tcMar>
+            <w:tcBorders>
+              <w:top w:val="single" w:sz="6" w:color="808080"/>
+              <w:left w:val="single" w:sz="6" w:color="808080"/>
+              <w:bottom w:val="single" w:sz="6" w:color="808080"/>
+              <w:right w:val="single" w:sz="6" w:color="808080"/>
+              <w:insideH w:val="single" w:sz="6" w:color="808080"/>
+              <w:insideV w:val="single" w:sz="6" w:color="808080"/>
+            </w:tcBorders>
+          </w:tcPr>
+          <w:p>
+            <w:pPr>
+              <w:spacing w:after="0"/>
+            </w:pPr>
+            <w:r>
+              <w:rPr>
+                <w:rFonts w:ascii="Times New Roman" w:hAnsi="Times New Roman" w:eastAsia="Malgun Gothic"/>
+                <w:b w:val="0"/>
+                <w:i w:val="0"/>
+                <w:color w:val="000000"/>
+                <w:sz w:val="18"/>
+              </w:rPr>
+              <w:t>인기 있는</w:t>
+            </w:r>
+          </w:p>
+        </w:tc>
+      </w:tr>
+    </w:tbl>
+    <w:p>
+      <w:pPr>
+        <w:spacing w:after="100"/>
+      </w:pPr>
+    </w:p>
+    <w:p>
+      <w:pPr>
+        <w:spacing w:after="0"/>
+      </w:pPr>
+      <w:r>
+        <w:rPr>
+          <w:rFonts w:ascii="Times New Roman" w:hAnsi="Times New Roman" w:eastAsia="Malgun Gothic"/>
+          <w:b/>
+          <w:i w:val="0"/>
+          <w:color w:val="000000"/>
+          <w:sz w:val="20"/>
+        </w:rPr>
+        <w:t>Target Expressions / Expected Meaning</w:t>
       </w:r>
     </w:p>
     <w:tbl>
@@ -4062,7 +6592,7 @@
                 <w:color w:val="000000"/>
                 <w:sz w:val="18"/>
               </w:rPr>
-              <w:t>Target Sentence</w:t>
+              <w:t>Expression</w:t>
             </w:r>
           </w:p>
         </w:tc>
@@ -4135,7 +6665,7 @@
                 <w:color w:val="000000"/>
                 <w:sz w:val="18"/>
               </w:rPr>
-              <w:t>Is this activity suitable for a two-year-old?</w:t>
+              <w:t>Children under three can enter for free.</w:t>
             </w:r>
           </w:p>
         </w:tc>
@@ -4170,7 +6700,7 @@
                 <w:color w:val="000000"/>
                 <w:sz w:val="18"/>
               </w:rPr>
-              <w:t>이 활동은 두 살 아이에게 적합한가요?</w:t>
+              <w:t>3세 미만은 무료로 입장할 수 있어요.</w:t>
             </w:r>
           </w:p>
         </w:tc>
@@ -4207,7 +6737,7 @@
                 <w:color w:val="000000"/>
                 <w:sz w:val="18"/>
               </w:rPr>
-              <w:t>Where can I park the stroller?</w:t>
+              <w:t>Can I bring a stroller inside the zoo?</w:t>
             </w:r>
           </w:p>
         </w:tc>
@@ -4242,7 +6772,7 @@
                 <w:color w:val="000000"/>
                 <w:sz w:val="18"/>
               </w:rPr>
-              <w:t>유모차는 어디에 둘 수 있나요?</w:t>
+              <w:t>동물원 안에 유모차를 가지고 들어가도 되나요?</w:t>
             </w:r>
           </w:p>
         </w:tc>
@@ -4279,7 +6809,7 @@
                 <w:color w:val="000000"/>
                 <w:sz w:val="18"/>
               </w:rPr>
-              <w:t>My daughter needs a short break.</w:t>
+              <w:t>Is there a place to feed and change my baby?</w:t>
             </w:r>
           </w:p>
         </w:tc>
@@ -4314,7 +6844,7 @@
                 <w:color w:val="000000"/>
                 <w:sz w:val="18"/>
               </w:rPr>
-              <w:t>제 딸이 잠시 쉬어야 해요.</w:t>
+              <w:t>아기에게 먹이고 기저귀를 갈 수 있는 곳이 있나요?</w:t>
             </w:r>
           </w:p>
         </w:tc>
@@ -4351,7 +6881,7 @@
                 <w:color w:val="000000"/>
                 <w:sz w:val="18"/>
               </w:rPr>
-              <w:t>Is it okay if we leave early if she gets tired?</w:t>
+              <w:t>What time does the zoo close?</w:t>
             </w:r>
           </w:p>
         </w:tc>
@@ -4386,7 +6916,7 @@
                 <w:color w:val="000000"/>
                 <w:sz w:val="18"/>
               </w:rPr>
-              <w:t>아이가 피곤해하면 일찍 나가도 될까요?</w:t>
+              <w:t>동물원은 몇 시에 닫나요?</w:t>
             </w:r>
           </w:p>
         </w:tc>
@@ -4423,7 +6953,7 @@
                 <w:color w:val="000000"/>
                 <w:sz w:val="18"/>
               </w:rPr>
-              <w:t>Can we bring snacks and water inside?</w:t>
+              <w:t>Where can I see the animals children like most?</w:t>
             </w:r>
           </w:p>
         </w:tc>
@@ -4458,7 +6988,135 @@
                 <w:color w:val="000000"/>
                 <w:sz w:val="18"/>
               </w:rPr>
-              <w:t>간식과 물을 안으로 가져가도 되나요?</w:t>
+              <w:t>아이들이 가장 좋아하는 동물은 어디에서 볼 수 있나요?</w:t>
+            </w:r>
+          </w:p>
+        </w:tc>
+      </w:tr>
+    </w:tbl>
+    <w:p>
+      <w:pPr>
+        <w:spacing w:after="100"/>
+      </w:pPr>
+    </w:p>
+    <w:p>
+      <w:pPr>
+        <w:spacing w:after="0"/>
+      </w:pPr>
+      <w:r>
+        <w:rPr>
+          <w:rFonts w:ascii="Times New Roman" w:hAnsi="Times New Roman" w:eastAsia="Malgun Gothic"/>
+          <w:b w:val="0"/>
+          <w:i/>
+          <w:color w:val="000000"/>
+          <w:sz w:val="20"/>
+        </w:rPr>
+        <w:t>Correction focus: request forms (Could you ...? / Is there ...? / Do you have ...?) and clear short answers.</w:t>
+      </w:r>
+    </w:p>
+    <w:p>
+      <w:pPr>
+        <w:spacing w:after="100"/>
+      </w:pPr>
+    </w:p>
+    <w:p>
+      <w:pPr>
+        <w:spacing w:before="180" w:after="80"/>
+        <w:pBdr>
+          <w:bottom w:val="single" w:sz="8" w:space="2" w:color="9BBB59"/>
+        </w:pBdr>
+      </w:pPr>
+      <w:r>
+        <w:rPr>
+          <w:rFonts w:ascii="Times New Roman" w:hAnsi="Times New Roman" w:eastAsia="Malgun Gothic"/>
+          <w:b/>
+          <w:i/>
+          <w:color w:val="F79646"/>
+          <w:sz w:val="32"/>
+        </w:rPr>
+        <w:t>[ Traveling with My Daughter ]</w:t>
+      </w:r>
+    </w:p>
+    <w:tbl>
+      <w:tblPr>
+        <w:tblW w:type="dxa" w:w="9000"/>
+        <w:tblLayout w:type="fixed"/>
+        <w:tblLook w:firstColumn="1" w:firstRow="1" w:lastColumn="0" w:lastRow="0" w:noHBand="0" w:noVBand="1" w:val="04A0"/>
+      </w:tblPr>
+      <w:tblGrid>
+        <w:gridCol w:w="5000"/>
+        <w:gridCol w:w="4000"/>
+      </w:tblGrid>
+      <w:tr>
+        <w:tc>
+          <w:tcPr>
+            <w:tcW w:type="dxa" w:w="5000"/>
+            <w:vAlign w:val="center"/>
+            <w:tcMar>
+              <w:top w:w="70" w:type="dxa"/>
+              <w:bottom w:w="70" w:type="dxa"/>
+              <w:start w:w="90" w:type="dxa"/>
+              <w:end w:w="90" w:type="dxa"/>
+            </w:tcMar>
+            <w:shd w:val="clear" w:fill="F2F2F2"/>
+            <w:tcBorders>
+              <w:top w:val="single" w:sz="6" w:color="808080"/>
+              <w:left w:val="single" w:sz="6" w:color="808080"/>
+              <w:bottom w:val="single" w:sz="6" w:color="808080"/>
+              <w:right w:val="single" w:sz="6" w:color="808080"/>
+              <w:insideH w:val="single" w:sz="6" w:color="808080"/>
+              <w:insideV w:val="single" w:sz="6" w:color="808080"/>
+            </w:tcBorders>
+          </w:tcPr>
+          <w:p>
+            <w:pPr>
+              <w:spacing w:after="0"/>
+            </w:pPr>
+            <w:r>
+              <w:rPr>
+                <w:rFonts w:ascii="Times New Roman" w:hAnsi="Times New Roman" w:eastAsia="Malgun Gothic"/>
+                <w:b/>
+                <w:i w:val="0"/>
+                <w:color w:val="000000"/>
+                <w:sz w:val="18"/>
+              </w:rPr>
+              <w:t>Target Sentence</w:t>
+            </w:r>
+          </w:p>
+        </w:tc>
+        <w:tc>
+          <w:tcPr>
+            <w:tcW w:type="dxa" w:w="4000"/>
+            <w:vAlign w:val="center"/>
+            <w:tcMar>
+              <w:top w:w="70" w:type="dxa"/>
+              <w:bottom w:w="70" w:type="dxa"/>
+              <w:start w:w="90" w:type="dxa"/>
+              <w:end w:w="90" w:type="dxa"/>
+            </w:tcMar>
+            <w:shd w:val="clear" w:fill="F2F2F2"/>
+            <w:tcBorders>
+              <w:top w:val="single" w:sz="6" w:color="808080"/>
+              <w:left w:val="single" w:sz="6" w:color="808080"/>
+              <w:bottom w:val="single" w:sz="6" w:color="808080"/>
+              <w:right w:val="single" w:sz="6" w:color="808080"/>
+              <w:insideH w:val="single" w:sz="6" w:color="808080"/>
+              <w:insideV w:val="single" w:sz="6" w:color="808080"/>
+            </w:tcBorders>
+          </w:tcPr>
+          <w:p>
+            <w:pPr>
+              <w:spacing w:after="0"/>
+            </w:pPr>
+            <w:r>
+              <w:rPr>
+                <w:rFonts w:ascii="Times New Roman" w:hAnsi="Times New Roman" w:eastAsia="Malgun Gothic"/>
+                <w:b/>
+                <w:i w:val="0"/>
+                <w:color w:val="000000"/>
+                <w:sz w:val="18"/>
+              </w:rPr>
+              <w:t>Meaning</w:t>
             </w:r>
           </w:p>
         </w:tc>
@@ -4495,7 +7153,7 @@
                 <w:color w:val="000000"/>
                 <w:sz w:val="18"/>
               </w:rPr>
-              <w:t>Is there a playground or shaded area where she can rest?</w:t>
+              <w:t>Is this activity suitable for a two-year-old?</w:t>
             </w:r>
           </w:p>
         </w:tc>
@@ -4530,7 +7188,223 @@
                 <w:color w:val="000000"/>
                 <w:sz w:val="18"/>
               </w:rPr>
-              <w:t>아이가 쉴 수 있는 놀이터나 그늘진 곳이 있나요?</w:t>
+              <w:t>이 활동은 두 살 아이에게 적합한가요?</w:t>
+            </w:r>
+          </w:p>
+        </w:tc>
+      </w:tr>
+      <w:tr>
+        <w:tc>
+          <w:tcPr>
+            <w:tcW w:type="dxa" w:w="5000"/>
+            <w:vAlign w:val="center"/>
+            <w:tcMar>
+              <w:top w:w="70" w:type="dxa"/>
+              <w:bottom w:w="70" w:type="dxa"/>
+              <w:start w:w="90" w:type="dxa"/>
+              <w:end w:w="90" w:type="dxa"/>
+            </w:tcMar>
+            <w:tcBorders>
+              <w:top w:val="single" w:sz="6" w:color="808080"/>
+              <w:left w:val="single" w:sz="6" w:color="808080"/>
+              <w:bottom w:val="single" w:sz="6" w:color="808080"/>
+              <w:right w:val="single" w:sz="6" w:color="808080"/>
+              <w:insideH w:val="single" w:sz="6" w:color="808080"/>
+              <w:insideV w:val="single" w:sz="6" w:color="808080"/>
+            </w:tcBorders>
+          </w:tcPr>
+          <w:p>
+            <w:pPr>
+              <w:spacing w:after="0"/>
+            </w:pPr>
+            <w:r>
+              <w:rPr>
+                <w:rFonts w:ascii="Times New Roman" w:hAnsi="Times New Roman" w:eastAsia="Malgun Gothic"/>
+                <w:b w:val="0"/>
+                <w:i w:val="0"/>
+                <w:color w:val="000000"/>
+                <w:sz w:val="18"/>
+              </w:rPr>
+              <w:t>Can we bring snacks and water inside?</w:t>
+            </w:r>
+          </w:p>
+        </w:tc>
+        <w:tc>
+          <w:tcPr>
+            <w:tcW w:type="dxa" w:w="4000"/>
+            <w:vAlign w:val="center"/>
+            <w:tcMar>
+              <w:top w:w="70" w:type="dxa"/>
+              <w:bottom w:w="70" w:type="dxa"/>
+              <w:start w:w="90" w:type="dxa"/>
+              <w:end w:w="90" w:type="dxa"/>
+            </w:tcMar>
+            <w:tcBorders>
+              <w:top w:val="single" w:sz="6" w:color="808080"/>
+              <w:left w:val="single" w:sz="6" w:color="808080"/>
+              <w:bottom w:val="single" w:sz="6" w:color="808080"/>
+              <w:right w:val="single" w:sz="6" w:color="808080"/>
+              <w:insideH w:val="single" w:sz="6" w:color="808080"/>
+              <w:insideV w:val="single" w:sz="6" w:color="808080"/>
+            </w:tcBorders>
+          </w:tcPr>
+          <w:p>
+            <w:pPr>
+              <w:spacing w:after="0"/>
+            </w:pPr>
+            <w:r>
+              <w:rPr>
+                <w:rFonts w:ascii="Times New Roman" w:hAnsi="Times New Roman" w:eastAsia="Malgun Gothic"/>
+                <w:b w:val="0"/>
+                <w:i w:val="0"/>
+                <w:color w:val="000000"/>
+                <w:sz w:val="18"/>
+              </w:rPr>
+              <w:t>간식과 물을 안으로 가져가도 되나요?</w:t>
+            </w:r>
+          </w:p>
+        </w:tc>
+      </w:tr>
+      <w:tr>
+        <w:tc>
+          <w:tcPr>
+            <w:tcW w:type="dxa" w:w="5000"/>
+            <w:vAlign w:val="center"/>
+            <w:tcMar>
+              <w:top w:w="70" w:type="dxa"/>
+              <w:bottom w:w="70" w:type="dxa"/>
+              <w:start w:w="90" w:type="dxa"/>
+              <w:end w:w="90" w:type="dxa"/>
+            </w:tcMar>
+            <w:tcBorders>
+              <w:top w:val="single" w:sz="6" w:color="808080"/>
+              <w:left w:val="single" w:sz="6" w:color="808080"/>
+              <w:bottom w:val="single" w:sz="6" w:color="808080"/>
+              <w:right w:val="single" w:sz="6" w:color="808080"/>
+              <w:insideH w:val="single" w:sz="6" w:color="808080"/>
+              <w:insideV w:val="single" w:sz="6" w:color="808080"/>
+            </w:tcBorders>
+          </w:tcPr>
+          <w:p>
+            <w:pPr>
+              <w:spacing w:after="0"/>
+            </w:pPr>
+            <w:r>
+              <w:rPr>
+                <w:rFonts w:ascii="Times New Roman" w:hAnsi="Times New Roman" w:eastAsia="Malgun Gothic"/>
+                <w:b w:val="0"/>
+                <w:i w:val="0"/>
+                <w:color w:val="000000"/>
+                <w:sz w:val="18"/>
+              </w:rPr>
+              <w:t>Where can I park the stroller?</w:t>
+            </w:r>
+          </w:p>
+        </w:tc>
+        <w:tc>
+          <w:tcPr>
+            <w:tcW w:type="dxa" w:w="4000"/>
+            <w:vAlign w:val="center"/>
+            <w:tcMar>
+              <w:top w:w="70" w:type="dxa"/>
+              <w:bottom w:w="70" w:type="dxa"/>
+              <w:start w:w="90" w:type="dxa"/>
+              <w:end w:w="90" w:type="dxa"/>
+            </w:tcMar>
+            <w:tcBorders>
+              <w:top w:val="single" w:sz="6" w:color="808080"/>
+              <w:left w:val="single" w:sz="6" w:color="808080"/>
+              <w:bottom w:val="single" w:sz="6" w:color="808080"/>
+              <w:right w:val="single" w:sz="6" w:color="808080"/>
+              <w:insideH w:val="single" w:sz="6" w:color="808080"/>
+              <w:insideV w:val="single" w:sz="6" w:color="808080"/>
+            </w:tcBorders>
+          </w:tcPr>
+          <w:p>
+            <w:pPr>
+              <w:spacing w:after="0"/>
+            </w:pPr>
+            <w:r>
+              <w:rPr>
+                <w:rFonts w:ascii="Times New Roman" w:hAnsi="Times New Roman" w:eastAsia="Malgun Gothic"/>
+                <w:b w:val="0"/>
+                <w:i w:val="0"/>
+                <w:color w:val="000000"/>
+                <w:sz w:val="18"/>
+              </w:rPr>
+              <w:t>유모차는 어디에 둘 수 있나요?</w:t>
+            </w:r>
+          </w:p>
+        </w:tc>
+      </w:tr>
+      <w:tr>
+        <w:tc>
+          <w:tcPr>
+            <w:tcW w:type="dxa" w:w="5000"/>
+            <w:vAlign w:val="center"/>
+            <w:tcMar>
+              <w:top w:w="70" w:type="dxa"/>
+              <w:bottom w:w="70" w:type="dxa"/>
+              <w:start w:w="90" w:type="dxa"/>
+              <w:end w:w="90" w:type="dxa"/>
+            </w:tcMar>
+            <w:tcBorders>
+              <w:top w:val="single" w:sz="6" w:color="808080"/>
+              <w:left w:val="single" w:sz="6" w:color="808080"/>
+              <w:bottom w:val="single" w:sz="6" w:color="808080"/>
+              <w:right w:val="single" w:sz="6" w:color="808080"/>
+              <w:insideH w:val="single" w:sz="6" w:color="808080"/>
+              <w:insideV w:val="single" w:sz="6" w:color="808080"/>
+            </w:tcBorders>
+          </w:tcPr>
+          <w:p>
+            <w:pPr>
+              <w:spacing w:after="0"/>
+            </w:pPr>
+            <w:r>
+              <w:rPr>
+                <w:rFonts w:ascii="Times New Roman" w:hAnsi="Times New Roman" w:eastAsia="Malgun Gothic"/>
+                <w:b w:val="0"/>
+                <w:i w:val="0"/>
+                <w:color w:val="000000"/>
+                <w:sz w:val="18"/>
+              </w:rPr>
+              <w:t>Could we take a break and join again later?</w:t>
+            </w:r>
+          </w:p>
+        </w:tc>
+        <w:tc>
+          <w:tcPr>
+            <w:tcW w:type="dxa" w:w="4000"/>
+            <w:vAlign w:val="center"/>
+            <w:tcMar>
+              <w:top w:w="70" w:type="dxa"/>
+              <w:bottom w:w="70" w:type="dxa"/>
+              <w:start w:w="90" w:type="dxa"/>
+              <w:end w:w="90" w:type="dxa"/>
+            </w:tcMar>
+            <w:tcBorders>
+              <w:top w:val="single" w:sz="6" w:color="808080"/>
+              <w:left w:val="single" w:sz="6" w:color="808080"/>
+              <w:bottom w:val="single" w:sz="6" w:color="808080"/>
+              <w:right w:val="single" w:sz="6" w:color="808080"/>
+              <w:insideH w:val="single" w:sz="6" w:color="808080"/>
+              <w:insideV w:val="single" w:sz="6" w:color="808080"/>
+            </w:tcBorders>
+          </w:tcPr>
+          <w:p>
+            <w:pPr>
+              <w:spacing w:after="0"/>
+            </w:pPr>
+            <w:r>
+              <w:rPr>
+                <w:rFonts w:ascii="Times New Roman" w:hAnsi="Times New Roman" w:eastAsia="Malgun Gothic"/>
+                <w:b w:val="0"/>
+                <w:i w:val="0"/>
+                <w:color w:val="000000"/>
+                <w:sz w:val="18"/>
+              </w:rPr>
+              <w:t>잠시 쉬었다가 나중에 다시 참여해도 될까요?</w:t>
             </w:r>
           </w:p>
         </w:tc>
